--- a/enonces/FIC_enonces.docx
+++ b/enonces/FIC_enonces.docx
@@ -1658,7 +1658,7 @@
           <w:sz w:val="19"/>
           <w:szCs w:val="19"/>
         </w:rPr>
-        <w:t xml:space="preserve">Etudiant     -&gt;  "Lovelace Ada : Java, Algebre"</w:t>
+        <w:t xml:space="preserve">Etudiant     -&gt;  "Lovelace Ada : Java, Algebre"</w:t>
       </w:r>
     </w:p>
     <w:p>

--- a/enonces/FIC_enonces.docx
+++ b/enonces/FIC_enonces.docx
@@ -1837,55 +1837,6 @@
       </w:tr>
     </w:tbl>
     <w:p>
-      <w:pPr>
-        <w:pStyle w:val="ListParagraph"/>
-        <w:numPr>
-          <w:ilvl w:val="0"/>
-          <w:numId w:val="2"/>
-        </w:numPr>
-        <w:spacing w:after="60"/>
-      </w:pPr>
-      <w:r>
-        <w:rPr>
-          <w:sz w:val="22"/>
-          <w:szCs w:val="22"/>
-        </w:rPr>
-        <w:t xml:space="preserve">Que se passe-t-il si le fichier n'existe pas ? Votre méthode doit-elle rendre null, une liste vide, ou lever une exception ? Voir </w:t>
-      </w:r>
-      <w:r>
-        <w:rPr>
-          <w:rFonts w:ascii="Consolas" w:cs="Consolas" w:eastAsia="Consolas" w:hAnsi="Consolas"/>
-          <w:color w:val="8B2500"/>
-          <w:sz w:val="22"/>
-          <w:szCs w:val="22"/>
-        </w:rPr>
-        <w:t xml:space="preserve">CC-ERR.1</w:t>
-      </w:r>
-      <w:r>
-        <w:rPr>
-          <w:sz w:val="22"/>
-          <w:szCs w:val="22"/>
-        </w:rPr>
-        <w:t xml:space="preserve"> et </w:t>
-      </w:r>
-      <w:r>
-        <w:rPr>
-          <w:rFonts w:ascii="Consolas" w:cs="Consolas" w:eastAsia="Consolas" w:hAnsi="Consolas"/>
-          <w:color w:val="8B2500"/>
-          <w:sz w:val="22"/>
-          <w:szCs w:val="22"/>
-        </w:rPr>
-        <w:t xml:space="preserve">CC-ERR.2</w:t>
-      </w:r>
-      <w:r>
-        <w:rPr>
-          <w:sz w:val="22"/>
-          <w:szCs w:val="22"/>
-        </w:rPr>
-        <w:t xml:space="preserve">.</w:t>
-      </w:r>
-    </w:p>
-    <w:p>
       <w:r>
         <w:br w:type="page"/>
       </w:r>
@@ -2605,6 +2556,55 @@
           <w:szCs w:val="24"/>
         </w:rPr>
         <w:t xml:space="preserve">Questions à se poser</w:t>
+      </w:r>
+    </w:p>
+    <w:p>
+      <w:pPr>
+        <w:pStyle w:val="ListParagraph"/>
+        <w:numPr>
+          <w:ilvl w:val="0"/>
+          <w:numId w:val="2"/>
+        </w:numPr>
+        <w:spacing w:after="60"/>
+      </w:pPr>
+      <w:r>
+        <w:rPr>
+          <w:sz w:val="22"/>
+          <w:szCs w:val="22"/>
+        </w:rPr>
+        <w:t xml:space="preserve">Que se passe-t-il si relire reçoit un fichier qui n'existe pas ? Votre méthode doit-elle retourner null, une liste vide, ou lever une exception ? Voir </w:t>
+      </w:r>
+      <w:r>
+        <w:rPr>
+          <w:rFonts w:ascii="Consolas" w:cs="Consolas" w:eastAsia="Consolas" w:hAnsi="Consolas"/>
+          <w:color w:val="8B2500"/>
+          <w:sz w:val="22"/>
+          <w:szCs w:val="22"/>
+        </w:rPr>
+        <w:t xml:space="preserve">CC-ERR.1</w:t>
+      </w:r>
+      <w:r>
+        <w:rPr>
+          <w:sz w:val="22"/>
+          <w:szCs w:val="22"/>
+        </w:rPr>
+        <w:t xml:space="preserve"> et </w:t>
+      </w:r>
+      <w:r>
+        <w:rPr>
+          <w:rFonts w:ascii="Consolas" w:cs="Consolas" w:eastAsia="Consolas" w:hAnsi="Consolas"/>
+          <w:color w:val="8B2500"/>
+          <w:sz w:val="22"/>
+          <w:szCs w:val="22"/>
+        </w:rPr>
+        <w:t xml:space="preserve">CC-ERR.2</w:t>
+      </w:r>
+      <w:r>
+        <w:rPr>
+          <w:sz w:val="22"/>
+          <w:szCs w:val="22"/>
+        </w:rPr>
+        <w:t xml:space="preserve">.</w:t>
       </w:r>
     </w:p>
     <w:p>

--- a/enonces/FIC_enonces.docx
+++ b/enonces/FIC_enonces.docx
@@ -4,7 +4,52 @@
   <w:body>
     <w:p>
       <w:pPr>
-        <w:spacing w:after="120" w:before="1200"/>
+        <w:spacing w:after="0"/>
+      </w:pPr>
+      <w:r>
+        <w:drawing>
+          <wp:inline distT="0" distB="0" distL="0" distR="0">
+            <wp:extent cx="1514475" cy="723900"/>
+            <wp:effectExtent t="0" r="0" b="0" l="0"/>
+            <wp:docPr id="1" name="logo" descr="Logo de l'EPHEC" title="EPHEC"/>
+            <wp:cNvGraphicFramePr>
+              <a:graphicFrameLocks xmlns:a="http://schemas.openxmlformats.org/drawingml/2006/main" noChangeAspect="1"/>
+            </wp:cNvGraphicFramePr>
+            <a:graphic xmlns:a="http://schemas.openxmlformats.org/drawingml/2006/main">
+              <a:graphicData uri="http://schemas.openxmlformats.org/drawingml/2006/picture">
+                <pic:pic xmlns:pic="http://schemas.openxmlformats.org/drawingml/2006/picture">
+                  <pic:nvPicPr>
+                    <pic:cNvPr id="0" name="" descr=""/>
+                    <pic:cNvPicPr>
+                      <a:picLocks noChangeAspect="1" noChangeArrowheads="1"/>
+                    </pic:cNvPicPr>
+                  </pic:nvPicPr>
+                  <pic:blipFill>
+                    <a:blip r:embed="rId7" cstate="none"/>
+                    <a:srcRect/>
+                    <a:stretch>
+                      <a:fillRect/>
+                    </a:stretch>
+                  </pic:blipFill>
+                  <pic:spPr bwMode="auto">
+                    <a:xfrm>
+                      <a:off x="0" y="0"/>
+                      <a:ext cx="1514475" cy="723900"/>
+                    </a:xfrm>
+                    <a:prstGeom prst="rect">
+                      <a:avLst/>
+                    </a:prstGeom>
+                  </pic:spPr>
+                </pic:pic>
+              </a:graphicData>
+            </a:graphic>
+          </wp:inline>
+        </w:drawing>
+      </w:r>
+    </w:p>
+    <w:p>
+      <w:pPr>
+        <w:spacing w:after="120" w:before="700"/>
         <w:jc w:val="center"/>
       </w:pPr>
       <w:r>
@@ -64,6 +109,7 @@
     </w:p>
     <w:p>
       <w:pPr>
+        <w:keepNext w:val="false"/>
         <w:spacing w:after="120"/>
         <w:jc w:val="center"/>
       </w:pPr>
@@ -78,6 +124,7 @@
     </w:p>
     <w:p>
       <w:pPr>
+        <w:keepNext w:val="false"/>
         <w:spacing w:after="120"/>
         <w:jc w:val="center"/>
       </w:pPr>
@@ -117,32 +164,736 @@
         <w:t xml:space="preserve">Comment travailler ces exercices</w:t>
       </w:r>
     </w:p>
+    <w:tbl>
+      <w:tblPr>
+        <w:tblW w:type="dxa" w:w="9360"/>
+        <w:tblBorders>
+          <w:top w:val="single" w:color="BFBFBF" w:sz="2"/>
+          <w:left w:val="single" w:color="BFBFBF" w:sz="2"/>
+          <w:bottom w:val="single" w:color="BFBFBF" w:sz="2"/>
+          <w:right w:val="single" w:color="BFBFBF" w:sz="2"/>
+          <w:insideH w:val="none"/>
+          <w:insideV w:val="none"/>
+        </w:tblBorders>
+      </w:tblPr>
+      <w:tblGrid>
+        <w:gridCol w:w="9360"/>
+      </w:tblGrid>
+      <w:tr>
+        <w:trPr>
+          <w:cantSplit/>
+        </w:trPr>
+        <w:tc>
+          <w:tcPr>
+            <w:tcW w:type="dxa" w:w="9360"/>
+            <w:shd w:fill="F2F2F2" w:val="clear"/>
+            <w:tcMar>
+              <w:top w:type="dxa" w:w="140"/>
+              <w:left w:type="dxa" w:w="180"/>
+              <w:bottom w:type="dxa" w:w="140"/>
+              <w:right w:type="dxa" w:w="180"/>
+            </w:tcMar>
+          </w:tcPr>
+          <w:p>
+            <w:pPr>
+              <w:keepNext/>
+              <w:spacing w:after="100" w:before="0"/>
+            </w:pPr>
+            <w:r>
+              <w:rPr>
+                <w:sz w:val="22"/>
+                <w:szCs w:val="22"/>
+              </w:rPr>
+              <w:t xml:space="preserve">Les exercices de ce thème se trouvent tous dans </w:t>
+            </w:r>
+            <w:r>
+              <w:rPr>
+                <w:rFonts w:ascii="Consolas" w:hAnsi="Consolas" w:cs="Consolas"/>
+                <w:color w:val="E97132" w:themeColor="accent2"/>
+                <w:sz w:val="18"/>
+                <w:szCs w:val="18"/>
+              </w:rPr>
+              <w:t xml:space="preserve">be.ephec.java.fic</w:t>
+            </w:r>
+            <w:r>
+              <w:rPr>
+                <w:sz w:val="22"/>
+                <w:szCs w:val="22"/>
+              </w:rPr>
+              <w:t xml:space="preserve">, chacun dans un sous-package.</w:t>
+            </w:r>
+          </w:p>
+          <w:p>
+            <w:pPr>
+              <w:keepNext/>
+              <w:spacing w:after="100" w:before="0"/>
+            </w:pPr>
+            <w:r>
+              <w:rPr>
+                <w:b/>
+                <w:bCs/>
+                <w:sz w:val="22"/>
+                <w:szCs w:val="22"/>
+              </w:rPr>
+              <w:t xml:space="preserve">Chaque exercice est autonome. </w:t>
+            </w:r>
+            <w:r>
+              <w:rPr>
+                <w:sz w:val="22"/>
+                <w:szCs w:val="22"/>
+              </w:rPr>
+              <w:t xml:space="preserve">Son package contient tout ce dont il a besoin et n'importe jamais une classe d'un autre exercice. </w:t>
+            </w:r>
+            <w:r>
+              <w:rPr>
+                <w:sz w:val="22"/>
+                <w:szCs w:val="22"/>
+              </w:rPr>
+              <w:t xml:space="preserve">Quand un exercice reprend une classe d'un exercice précédent, vous partez d'une copie : </w:t>
+            </w:r>
+            <w:r>
+              <w:rPr>
+                <w:sz w:val="22"/>
+                <w:szCs w:val="22"/>
+              </w:rPr>
+              <w:t xml:space="preserve">vous pouvez donc en rater un sans être bloqué pour la suite.</w:t>
+            </w:r>
+          </w:p>
+          <w:p>
+            <w:pPr>
+              <w:keepNext/>
+              <w:spacing w:after="100" w:before="0"/>
+            </w:pPr>
+            <w:r>
+              <w:rPr>
+                <w:b/>
+                <w:bCs/>
+                <w:sz w:val="22"/>
+                <w:szCs w:val="22"/>
+              </w:rPr>
+              <w:t xml:space="preserve">Comment lancer les tests, comment lire un test vert, pourquoi laisser votre code compilable : </w:t>
+            </w:r>
+            <w:r>
+              <w:rPr>
+                <w:sz w:val="22"/>
+                <w:szCs w:val="22"/>
+              </w:rPr>
+              <w:t xml:space="preserve">tout cela est commun à tous les thèmes et se trouve dans un document à part, </w:t>
+            </w:r>
+            <w:r>
+              <w:rPr>
+                <w:rFonts w:ascii="Consolas" w:hAnsi="Consolas" w:cs="Consolas"/>
+                <w:color w:val="E97132" w:themeColor="accent2"/>
+                <w:sz w:val="18"/>
+                <w:szCs w:val="18"/>
+              </w:rPr>
+              <w:t xml:space="preserve">Memento_Exercices.docx</w:t>
+            </w:r>
+            <w:r>
+              <w:rPr>
+                <w:sz w:val="22"/>
+                <w:szCs w:val="22"/>
+              </w:rPr>
+              <w:t xml:space="preserve">. Lisez-le une fois en début d'année.</w:t>
+            </w:r>
+          </w:p>
+          <w:p>
+            <w:pPr>
+              <w:keepNext/>
+              <w:spacing w:after="60" w:before="120"/>
+            </w:pPr>
+            <w:r>
+              <w:rPr>
+                <w:b/>
+                <w:bCs/>
+                <w:sz w:val="22"/>
+                <w:szCs w:val="22"/>
+              </w:rPr>
+              <w:t xml:space="preserve">Comment se lit un exercice</w:t>
+            </w:r>
+          </w:p>
+          <w:p>
+            <w:pPr>
+              <w:keepNext/>
+              <w:spacing w:after="100" w:before="0"/>
+            </w:pPr>
+            <w:r>
+              <w:rPr>
+                <w:sz w:val="22"/>
+                <w:szCs w:val="22"/>
+              </w:rPr>
+              <w:t xml:space="preserve">Chaque exercice suit la même structure. Toutes les sections ne figurent pas dans tous les exercices.</w:t>
+            </w:r>
+          </w:p>
+          <w:tbl>
+            <w:tblPr>
+              <w:tblW w:type="dxa" w:w="8880"/>
+              <w:tblBorders>
+                <w:top w:val="single" w:color="auto" w:sz="4"/>
+                <w:left w:val="single" w:color="auto" w:sz="4"/>
+                <w:bottom w:val="single" w:color="auto" w:sz="4"/>
+                <w:right w:val="single" w:color="auto" w:sz="4"/>
+                <w:insideH w:val="single" w:color="auto" w:sz="4"/>
+                <w:insideV w:val="single" w:color="auto" w:sz="4"/>
+              </w:tblBorders>
+            </w:tblPr>
+            <w:tblGrid>
+              <w:gridCol w:w="2500"/>
+              <w:gridCol w:w="6380"/>
+            </w:tblGrid>
+            <w:tr>
+              <w:trPr>
+                <w:tblHeader/>
+              </w:trPr>
+              <w:tc>
+                <w:tcPr>
+                  <w:tcW w:type="dxa" w:w="2500"/>
+                  <w:shd w:fill="D9D9D9" w:val="clear"/>
+                  <w:tcMar>
+                    <w:top w:type="dxa" w:w="50"/>
+                    <w:left w:type="dxa" w:w="100"/>
+                    <w:bottom w:type="dxa" w:w="50"/>
+                    <w:right w:type="dxa" w:w="100"/>
+                  </w:tcMar>
+                </w:tcPr>
+                <w:p>
+                  <w:pPr>
+                    <w:spacing w:after="0"/>
+                  </w:pPr>
+                  <w:r>
+                    <w:rPr>
+                      <w:b/>
+                      <w:bCs/>
+                      <w:sz w:val="20"/>
+                      <w:szCs w:val="20"/>
+                    </w:rPr>
+                    <w:t xml:space="preserve">Section</w:t>
+                  </w:r>
+                </w:p>
+              </w:tc>
+              <w:tc>
+                <w:tcPr>
+                  <w:tcW w:type="dxa" w:w="6380"/>
+                  <w:shd w:fill="D9D9D9" w:val="clear"/>
+                  <w:tcMar>
+                    <w:top w:type="dxa" w:w="50"/>
+                    <w:left w:type="dxa" w:w="100"/>
+                    <w:bottom w:type="dxa" w:w="50"/>
+                    <w:right w:type="dxa" w:w="100"/>
+                  </w:tcMar>
+                </w:tcPr>
+                <w:p>
+                  <w:pPr>
+                    <w:spacing w:after="0"/>
+                  </w:pPr>
+                  <w:r>
+                    <w:rPr>
+                      <w:b/>
+                      <w:bCs/>
+                      <w:sz w:val="20"/>
+                      <w:szCs w:val="20"/>
+                    </w:rPr>
+                    <w:t xml:space="preserve">Ce qu'elle vous apporte</w:t>
+                  </w:r>
+                </w:p>
+              </w:tc>
+            </w:tr>
+            <w:tr>
+              <w:trPr>
+                <w:cantSplit/>
+              </w:trPr>
+              <w:tc>
+                <w:tcPr>
+                  <w:tcW w:type="dxa" w:w="2500"/>
+                  <w:shd w:fill="FFFFFF" w:val="clear"/>
+                  <w:tcMar>
+                    <w:top w:type="dxa" w:w="50"/>
+                    <w:left w:type="dxa" w:w="100"/>
+                    <w:bottom w:type="dxa" w:w="50"/>
+                    <w:right w:type="dxa" w:w="100"/>
+                  </w:tcMar>
+                </w:tcPr>
+                <w:p>
+                  <w:pPr>
+                    <w:spacing w:after="0"/>
+                  </w:pPr>
+                  <w:r>
+                    <w:rPr>
+                      <w:b/>
+                      <w:bCs/>
+                      <w:sz w:val="20"/>
+                      <w:szCs w:val="20"/>
+                    </w:rPr>
+                    <w:t xml:space="preserve">Objectif</w:t>
+                  </w:r>
+                </w:p>
+              </w:tc>
+              <w:tc>
+                <w:tcPr>
+                  <w:tcW w:type="dxa" w:w="6380"/>
+                  <w:shd w:fill="FFFFFF" w:val="clear"/>
+                  <w:tcMar>
+                    <w:top w:type="dxa" w:w="50"/>
+                    <w:left w:type="dxa" w:w="100"/>
+                    <w:bottom w:type="dxa" w:w="50"/>
+                    <w:right w:type="dxa" w:w="100"/>
+                  </w:tcMar>
+                </w:tcPr>
+                <w:p>
+                  <w:pPr>
+                    <w:spacing w:after="0"/>
+                  </w:pPr>
+                  <w:r>
+                    <w:rPr>
+                      <w:sz w:val="20"/>
+                      <w:szCs w:val="20"/>
+                    </w:rPr>
+                    <w:t xml:space="preserve">Ce que l'exercice vous fait pratiquer, en une ou deux phrases.</w:t>
+                  </w:r>
+                </w:p>
+              </w:tc>
+            </w:tr>
+            <w:tr>
+              <w:trPr>
+                <w:cantSplit/>
+              </w:trPr>
+              <w:tc>
+                <w:tcPr>
+                  <w:tcW w:type="dxa" w:w="2500"/>
+                  <w:shd w:fill="FFFFFF" w:val="clear"/>
+                  <w:tcMar>
+                    <w:top w:type="dxa" w:w="50"/>
+                    <w:left w:type="dxa" w:w="100"/>
+                    <w:bottom w:type="dxa" w:w="50"/>
+                    <w:right w:type="dxa" w:w="100"/>
+                  </w:tcMar>
+                </w:tcPr>
+                <w:p>
+                  <w:pPr>
+                    <w:spacing w:after="0"/>
+                  </w:pPr>
+                  <w:r>
+                    <w:rPr>
+                      <w:b/>
+                      <w:bCs/>
+                      <w:sz w:val="20"/>
+                      <w:szCs w:val="20"/>
+                    </w:rPr>
+                    <w:t xml:space="preserve">Contexte</w:t>
+                  </w:r>
+                </w:p>
+              </w:tc>
+              <w:tc>
+                <w:tcPr>
+                  <w:tcW w:type="dxa" w:w="6380"/>
+                  <w:shd w:fill="FFFFFF" w:val="clear"/>
+                  <w:tcMar>
+                    <w:top w:type="dxa" w:w="50"/>
+                    <w:left w:type="dxa" w:w="100"/>
+                    <w:bottom w:type="dxa" w:w="50"/>
+                    <w:right w:type="dxa" w:w="100"/>
+                  </w:tcMar>
+                </w:tcPr>
+                <w:p>
+                  <w:pPr>
+                    <w:spacing w:after="0"/>
+                  </w:pPr>
+                  <w:r>
+                    <w:rPr>
+                      <w:sz w:val="20"/>
+                      <w:szCs w:val="20"/>
+                    </w:rPr>
+                    <w:t xml:space="preserve">Facultatif. La situation ou le rappel qui éclaire l'énoncé.</w:t>
+                  </w:r>
+                </w:p>
+              </w:tc>
+            </w:tr>
+            <w:tr>
+              <w:trPr>
+                <w:cantSplit/>
+              </w:trPr>
+              <w:tc>
+                <w:tcPr>
+                  <w:tcW w:type="dxa" w:w="2500"/>
+                  <w:shd w:fill="FFFFFF" w:val="clear"/>
+                  <w:tcMar>
+                    <w:top w:type="dxa" w:w="50"/>
+                    <w:left w:type="dxa" w:w="100"/>
+                    <w:bottom w:type="dxa" w:w="50"/>
+                    <w:right w:type="dxa" w:w="100"/>
+                  </w:tcMar>
+                </w:tcPr>
+                <w:p>
+                  <w:pPr>
+                    <w:spacing w:after="0"/>
+                  </w:pPr>
+                  <w:r>
+                    <w:rPr>
+                      <w:b/>
+                      <w:bCs/>
+                      <w:sz w:val="20"/>
+                      <w:szCs w:val="20"/>
+                    </w:rPr>
+                    <w:t xml:space="preserve">Énoncé</w:t>
+                  </w:r>
+                </w:p>
+              </w:tc>
+              <w:tc>
+                <w:tcPr>
+                  <w:tcW w:type="dxa" w:w="6380"/>
+                  <w:shd w:fill="FFFFFF" w:val="clear"/>
+                  <w:tcMar>
+                    <w:top w:type="dxa" w:w="50"/>
+                    <w:left w:type="dxa" w:w="100"/>
+                    <w:bottom w:type="dxa" w:w="50"/>
+                    <w:right w:type="dxa" w:w="100"/>
+                  </w:tcMar>
+                </w:tcPr>
+                <w:p>
+                  <w:pPr>
+                    <w:spacing w:after="0"/>
+                  </w:pPr>
+                  <w:r>
+                    <w:rPr>
+                      <w:sz w:val="20"/>
+                      <w:szCs w:val="20"/>
+                    </w:rPr>
+                    <w:t xml:space="preserve">Ce qu'il faut écrire. Un énoncé long est parfois découpé en deux parties.</w:t>
+                  </w:r>
+                </w:p>
+              </w:tc>
+            </w:tr>
+            <w:tr>
+              <w:trPr>
+                <w:cantSplit/>
+              </w:trPr>
+              <w:tc>
+                <w:tcPr>
+                  <w:tcW w:type="dxa" w:w="2500"/>
+                  <w:shd w:fill="FFFFFF" w:val="clear"/>
+                  <w:tcMar>
+                    <w:top w:type="dxa" w:w="50"/>
+                    <w:left w:type="dxa" w:w="100"/>
+                    <w:bottom w:type="dxa" w:w="50"/>
+                    <w:right w:type="dxa" w:w="100"/>
+                  </w:tcMar>
+                </w:tcPr>
+                <w:p>
+                  <w:pPr>
+                    <w:spacing w:after="0"/>
+                  </w:pPr>
+                  <w:r>
+                    <w:rPr>
+                      <w:b/>
+                      <w:bCs/>
+                      <w:sz w:val="20"/>
+                      <w:szCs w:val="20"/>
+                    </w:rPr>
+                    <w:t xml:space="preserve">Spécifications à respecter</w:t>
+                  </w:r>
+                </w:p>
+              </w:tc>
+              <w:tc>
+                <w:tcPr>
+                  <w:tcW w:type="dxa" w:w="6380"/>
+                  <w:shd w:fill="FFFFFF" w:val="clear"/>
+                  <w:tcMar>
+                    <w:top w:type="dxa" w:w="50"/>
+                    <w:left w:type="dxa" w:w="100"/>
+                    <w:bottom w:type="dxa" w:w="50"/>
+                    <w:right w:type="dxa" w:w="100"/>
+                  </w:tcMar>
+                </w:tcPr>
+                <w:p>
+                  <w:pPr>
+                    <w:spacing w:after="0"/>
+                  </w:pPr>
+                  <w:r>
+                    <w:rPr>
+                      <w:sz w:val="20"/>
+                      <w:szCs w:val="20"/>
+                    </w:rPr>
+                    <w:t xml:space="preserve">Les noms, les signatures et les comportements imposés. Les tests s'appuient dessus : respectez-les à la lettre.</w:t>
+                  </w:r>
+                </w:p>
+              </w:tc>
+            </w:tr>
+            <w:tr>
+              <w:trPr>
+                <w:cantSplit/>
+              </w:trPr>
+              <w:tc>
+                <w:tcPr>
+                  <w:tcW w:type="dxa" w:w="2500"/>
+                  <w:shd w:fill="FFFFFF" w:val="clear"/>
+                  <w:tcMar>
+                    <w:top w:type="dxa" w:w="50"/>
+                    <w:left w:type="dxa" w:w="100"/>
+                    <w:bottom w:type="dxa" w:w="50"/>
+                    <w:right w:type="dxa" w:w="100"/>
+                  </w:tcMar>
+                </w:tcPr>
+                <w:p>
+                  <w:pPr>
+                    <w:spacing w:after="0"/>
+                  </w:pPr>
+                  <w:r>
+                    <w:rPr>
+                      <w:b/>
+                      <w:bCs/>
+                      <w:sz w:val="20"/>
+                      <w:szCs w:val="20"/>
+                    </w:rPr>
+                    <w:t xml:space="preserve">Ce qui vous est fourni</w:t>
+                  </w:r>
+                </w:p>
+              </w:tc>
+              <w:tc>
+                <w:tcPr>
+                  <w:tcW w:type="dxa" w:w="6380"/>
+                  <w:shd w:fill="FFFFFF" w:val="clear"/>
+                  <w:tcMar>
+                    <w:top w:type="dxa" w:w="50"/>
+                    <w:left w:type="dxa" w:w="100"/>
+                    <w:bottom w:type="dxa" w:w="50"/>
+                    <w:right w:type="dxa" w:w="100"/>
+                  </w:tcMar>
+                </w:tcPr>
+                <w:p>
+                  <w:pPr>
+                    <w:spacing w:after="0"/>
+                  </w:pPr>
+                  <w:r>
+                    <w:rPr>
+                      <w:sz w:val="20"/>
+                      <w:szCs w:val="20"/>
+                    </w:rPr>
+                    <w:t xml:space="preserve">Les classes déjà écrites que vous trouverez dans le package de l'exercice.</w:t>
+                  </w:r>
+                </w:p>
+              </w:tc>
+            </w:tr>
+            <w:tr>
+              <w:trPr>
+                <w:cantSplit/>
+              </w:trPr>
+              <w:tc>
+                <w:tcPr>
+                  <w:tcW w:type="dxa" w:w="2500"/>
+                  <w:shd w:fill="FFFFFF" w:val="clear"/>
+                  <w:tcMar>
+                    <w:top w:type="dxa" w:w="50"/>
+                    <w:left w:type="dxa" w:w="100"/>
+                    <w:bottom w:type="dxa" w:w="50"/>
+                    <w:right w:type="dxa" w:w="100"/>
+                  </w:tcMar>
+                </w:tcPr>
+                <w:p>
+                  <w:pPr>
+                    <w:spacing w:after="0"/>
+                  </w:pPr>
+                  <w:r>
+                    <w:rPr>
+                      <w:b/>
+                      <w:bCs/>
+                      <w:sz w:val="20"/>
+                      <w:szCs w:val="20"/>
+                    </w:rPr>
+                    <w:t xml:space="preserve">Exemples attendus</w:t>
+                  </w:r>
+                </w:p>
+              </w:tc>
+              <w:tc>
+                <w:tcPr>
+                  <w:tcW w:type="dxa" w:w="6380"/>
+                  <w:shd w:fill="FFFFFF" w:val="clear"/>
+                  <w:tcMar>
+                    <w:top w:type="dxa" w:w="50"/>
+                    <w:left w:type="dxa" w:w="100"/>
+                    <w:bottom w:type="dxa" w:w="50"/>
+                    <w:right w:type="dxa" w:w="100"/>
+                  </w:tcMar>
+                </w:tcPr>
+                <w:p>
+                  <w:pPr>
+                    <w:spacing w:after="0"/>
+                  </w:pPr>
+                  <w:r>
+                    <w:rPr>
+                      <w:sz w:val="20"/>
+                      <w:szCs w:val="20"/>
+                    </w:rPr>
+                    <w:t xml:space="preserve">Des valeurs d'entrée et les résultats qu'elles doivent produire.</w:t>
+                  </w:r>
+                </w:p>
+              </w:tc>
+            </w:tr>
+            <w:tr>
+              <w:trPr>
+                <w:cantSplit/>
+              </w:trPr>
+              <w:tc>
+                <w:tcPr>
+                  <w:tcW w:type="dxa" w:w="2500"/>
+                  <w:shd w:fill="FFFFFF" w:val="clear"/>
+                  <w:tcMar>
+                    <w:top w:type="dxa" w:w="50"/>
+                    <w:left w:type="dxa" w:w="100"/>
+                    <w:bottom w:type="dxa" w:w="50"/>
+                    <w:right w:type="dxa" w:w="100"/>
+                  </w:tcMar>
+                </w:tcPr>
+                <w:p>
+                  <w:pPr>
+                    <w:spacing w:after="0"/>
+                  </w:pPr>
+                  <w:r>
+                    <w:rPr>
+                      <w:b/>
+                      <w:bCs/>
+                      <w:sz w:val="20"/>
+                      <w:szCs w:val="20"/>
+                    </w:rPr>
+                    <w:t xml:space="preserve">Comment vérifier votre code</w:t>
+                  </w:r>
+                </w:p>
+              </w:tc>
+              <w:tc>
+                <w:tcPr>
+                  <w:tcW w:type="dxa" w:w="6380"/>
+                  <w:shd w:fill="FFFFFF" w:val="clear"/>
+                  <w:tcMar>
+                    <w:top w:type="dxa" w:w="50"/>
+                    <w:left w:type="dxa" w:w="100"/>
+                    <w:bottom w:type="dxa" w:w="50"/>
+                    <w:right w:type="dxa" w:w="100"/>
+                  </w:tcMar>
+                </w:tcPr>
+                <w:p>
+                  <w:pPr>
+                    <w:spacing w:after="0"/>
+                  </w:pPr>
+                  <w:r>
+                    <w:rPr>
+                      <w:sz w:val="20"/>
+                      <w:szCs w:val="20"/>
+                    </w:rPr>
+                    <w:t xml:space="preserve">La classe de test à lancer et ce qu'elle contrôle. Tant qu'elle n'est pas entièrement verte, l'exercice n'est pas terminé.</w:t>
+                  </w:r>
+                </w:p>
+              </w:tc>
+            </w:tr>
+            <w:tr>
+              <w:trPr>
+                <w:cantSplit/>
+              </w:trPr>
+              <w:tc>
+                <w:tcPr>
+                  <w:tcW w:type="dxa" w:w="2500"/>
+                  <w:shd w:fill="FFFFFF" w:val="clear"/>
+                  <w:tcMar>
+                    <w:top w:type="dxa" w:w="50"/>
+                    <w:left w:type="dxa" w:w="100"/>
+                    <w:bottom w:type="dxa" w:w="50"/>
+                    <w:right w:type="dxa" w:w="100"/>
+                  </w:tcMar>
+                </w:tcPr>
+                <w:p>
+                  <w:pPr>
+                    <w:spacing w:after="0"/>
+                  </w:pPr>
+                  <w:r>
+                    <w:rPr>
+                      <w:b/>
+                      <w:bCs/>
+                      <w:sz w:val="20"/>
+                      <w:szCs w:val="20"/>
+                    </w:rPr>
+                    <w:t xml:space="preserve">Questions à se poser</w:t>
+                  </w:r>
+                </w:p>
+              </w:tc>
+              <w:tc>
+                <w:tcPr>
+                  <w:tcW w:type="dxa" w:w="6380"/>
+                  <w:shd w:fill="FFFFFF" w:val="clear"/>
+                  <w:tcMar>
+                    <w:top w:type="dxa" w:w="50"/>
+                    <w:left w:type="dxa" w:w="100"/>
+                    <w:bottom w:type="dxa" w:w="50"/>
+                    <w:right w:type="dxa" w:w="100"/>
+                  </w:tcMar>
+                </w:tcPr>
+                <w:p>
+                  <w:pPr>
+                    <w:spacing w:after="0"/>
+                  </w:pPr>
+                  <w:r>
+                    <w:rPr>
+                      <w:sz w:val="20"/>
+                      <w:szCs w:val="20"/>
+                    </w:rPr>
+                    <w:t xml:space="preserve">Des questions pour prendre du recul une fois l'exercice réussi. Il n'y a rien à rendre : ce sont elles qui fixent ce que vous avez appris.</w:t>
+                  </w:r>
+                </w:p>
+              </w:tc>
+            </w:tr>
+          </w:tbl>
+          <w:p>
+            <w:pPr>
+              <w:keepNext/>
+              <w:spacing w:after="0" w:before="120"/>
+            </w:pPr>
+            <w:r>
+              <w:rPr>
+                <w:sz w:val="22"/>
+                <w:szCs w:val="22"/>
+              </w:rPr>
+              <w:t xml:space="preserve">D'autres titres apparaissent ponctuellement : un piège à connaître, une remarque, un rappel. </w:t>
+            </w:r>
+            <w:r>
+              <w:rPr>
+                <w:sz w:val="22"/>
+                <w:szCs w:val="22"/>
+              </w:rPr>
+              <w:t xml:space="preserve">Ce sont des encarts propres à l'exercice, à lire avant de commencer.</w:t>
+            </w:r>
+          </w:p>
+        </w:tc>
+      </w:tr>
+    </w:tbl>
     <w:p>
       <w:pPr>
         <w:spacing w:after="120"/>
       </w:pPr>
-      <w:r>
-        <w:rPr>
-          <w:sz w:val="22"/>
-          <w:szCs w:val="22"/>
-        </w:rPr>
-        <w:t xml:space="preserve">Les exercices de ce thème vivent sous </w:t>
-      </w:r>
-      <w:r>
-        <w:rPr>
-          <w:rFonts w:ascii="Consolas" w:cs="Consolas" w:eastAsia="Consolas" w:hAnsi="Consolas"/>
-          <w:color w:val="8B2500"/>
-          <w:sz w:val="22"/>
-          <w:szCs w:val="22"/>
-        </w:rPr>
-        <w:t xml:space="preserve">be.ephec.java.fic</w:t>
-      </w:r>
-      <w:r>
-        <w:rPr>
-          <w:sz w:val="22"/>
-          <w:szCs w:val="22"/>
-        </w:rPr>
-        <w:t xml:space="preserve">, un sous-package par exercice.</w:t>
+    </w:p>
+    <w:p>
+      <w:pPr>
+        <w:keepNext/>
+        <w:spacing w:after="120"/>
+      </w:pPr>
+      <w:r>
+        <w:rPr>
+          <w:sz w:val="22"/>
+          <w:szCs w:val="22"/>
+        </w:rPr>
+        <w:t xml:space="preserve">Les exercices du thème. Leurs codes sont </w:t>
+      </w:r>
+      <w:r>
+        <w:rPr>
+          <w:b/>
+          <w:bCs/>
+          <w:sz w:val="22"/>
+          <w:szCs w:val="22"/>
+        </w:rPr>
+        <w:t xml:space="preserve">cliquables</w:t>
+      </w:r>
+      <w:r>
+        <w:rPr>
+          <w:sz w:val="22"/>
+          <w:szCs w:val="22"/>
+        </w:rPr>
+        <w:t xml:space="preserve"> : ils mènent directement à l'exercice.</w:t>
       </w:r>
     </w:p>
     <w:tbl>
@@ -293,7 +1044,8 @@
             </w:pPr>
             <w:r>
               <w:rPr>
-                <w:rFonts w:ascii="Consolas" w:cs="Consolas" w:eastAsia="Consolas" w:hAnsi="Consolas"/>
+                <w:rFonts w:ascii="Consolas" w:hAnsi="Consolas" w:cs="Consolas"/>
+                <w:color w:val="E97132" w:themeColor="accent2"/>
                 <w:sz w:val="18"/>
                 <w:szCs w:val="18"/>
               </w:rPr>
@@ -373,7 +1125,8 @@
             </w:pPr>
             <w:r>
               <w:rPr>
-                <w:rFonts w:ascii="Consolas" w:cs="Consolas" w:eastAsia="Consolas" w:hAnsi="Consolas"/>
+                <w:rFonts w:ascii="Consolas" w:hAnsi="Consolas" w:cs="Consolas"/>
+                <w:color w:val="E97132" w:themeColor="accent2"/>
                 <w:sz w:val="18"/>
                 <w:szCs w:val="18"/>
               </w:rPr>
@@ -453,7 +1206,8 @@
             </w:pPr>
             <w:r>
               <w:rPr>
-                <w:rFonts w:ascii="Consolas" w:cs="Consolas" w:eastAsia="Consolas" w:hAnsi="Consolas"/>
+                <w:rFonts w:ascii="Consolas" w:hAnsi="Consolas" w:cs="Consolas"/>
+                <w:color w:val="E97132" w:themeColor="accent2"/>
                 <w:sz w:val="18"/>
                 <w:szCs w:val="18"/>
               </w:rPr>
@@ -486,92 +1240,6 @@
         </w:tc>
       </w:tr>
     </w:tbl>
-    <w:p>
-      <w:pPr>
-        <w:spacing w:after="120"/>
-      </w:pPr>
-      <w:r>
-        <w:rPr>
-          <w:b/>
-          <w:bCs/>
-          <w:sz w:val="22"/>
-          <w:szCs w:val="22"/>
-        </w:rPr>
-        <w:t xml:space="preserve">Chaque exercice est autonome. </w:t>
-      </w:r>
-      <w:r>
-        <w:rPr>
-          <w:sz w:val="22"/>
-          <w:szCs w:val="22"/>
-        </w:rPr>
-        <w:t xml:space="preserve">Son package contient tout ce dont il a besoin et n'importe jamais une classe d'un autre exercice.</w:t>
-      </w:r>
-    </w:p>
-    <w:p>
-      <w:pPr>
-        <w:spacing w:after="120"/>
-      </w:pPr>
-      <w:r>
-        <w:rPr>
-          <w:b/>
-          <w:bCs/>
-          <w:sz w:val="22"/>
-          <w:szCs w:val="22"/>
-        </w:rPr>
-        <w:t xml:space="preserve">Comment lancer les tests, comment lire un test vert, pourquoi laisser votre code compilable : </w:t>
-      </w:r>
-      <w:r>
-        <w:rPr>
-          <w:sz w:val="22"/>
-          <w:szCs w:val="22"/>
-        </w:rPr>
-        <w:t xml:space="preserve">tout cela est commun aux quinze thèmes, et vit dans un document à part — </w:t>
-      </w:r>
-      <w:r>
-        <w:rPr>
-          <w:rFonts w:ascii="Consolas" w:cs="Consolas" w:eastAsia="Consolas" w:hAnsi="Consolas"/>
-          <w:color w:val="8B2500"/>
-          <w:sz w:val="22"/>
-          <w:szCs w:val="22"/>
-        </w:rPr>
-        <w:t xml:space="preserve">Memento_Exercices.docx</w:t>
-      </w:r>
-      <w:r>
-        <w:rPr>
-          <w:sz w:val="22"/>
-          <w:szCs w:val="22"/>
-        </w:rPr>
-        <w:t xml:space="preserve">. Lisez-le une fois en début d'année.</w:t>
-      </w:r>
-    </w:p>
-    <w:p>
-      <w:pPr>
-        <w:spacing w:after="120"/>
-      </w:pPr>
-      <w:r>
-        <w:rPr>
-          <w:sz w:val="22"/>
-          <w:szCs w:val="22"/>
-        </w:rPr>
-        <w:t xml:space="preserve">Ce fascicule-ci ne parle que de son thème. Les codes du tableau ci-dessus sont </w:t>
-      </w:r>
-      <w:r>
-        <w:rPr>
-          <w:b/>
-          <w:bCs/>
-          <w:sz w:val="22"/>
-          <w:szCs w:val="22"/>
-        </w:rPr>
-        <w:t xml:space="preserve">cliquables</w:t>
-      </w:r>
-      <w:r>
-        <w:rPr>
-          <w:sz w:val="22"/>
-          <w:szCs w:val="22"/>
-        </w:rPr>
-        <w:t xml:space="preserve"> : ils mènent directement à l'exercice.</w:t>
-      </w:r>
-    </w:p>
     <w:p>
       <w:pPr>
         <w:pStyle w:val="Heading2"/>
@@ -591,6 +1259,7 @@
     </w:p>
     <w:p>
       <w:pPr>
+        <w:keepNext w:val="false"/>
         <w:spacing w:after="120"/>
       </w:pPr>
       <w:r>
@@ -1020,10 +1689,10 @@
       </w:r>
       <w:r>
         <w:rPr>
-          <w:rFonts w:ascii="Consolas" w:cs="Consolas" w:eastAsia="Consolas" w:hAnsi="Consolas"/>
-          <w:color w:val="8B2500"/>
-          <w:sz w:val="22"/>
-          <w:szCs w:val="22"/>
+          <w:rFonts w:ascii="Consolas" w:hAnsi="Consolas" w:cs="Consolas"/>
+          <w:color w:val="E97132" w:themeColor="accent2"/>
+          <w:sz w:val="18"/>
+          <w:szCs w:val="18"/>
         </w:rPr>
         <w:t xml:space="preserve">FIC.2</w:t>
       </w:r>
@@ -1036,10 +1705,10 @@
       </w:r>
       <w:r>
         <w:rPr>
-          <w:rFonts w:ascii="Consolas" w:cs="Consolas" w:eastAsia="Consolas" w:hAnsi="Consolas"/>
-          <w:color w:val="8B2500"/>
-          <w:sz w:val="22"/>
-          <w:szCs w:val="22"/>
+          <w:rFonts w:ascii="Consolas" w:hAnsi="Consolas" w:cs="Consolas"/>
+          <w:color w:val="E97132" w:themeColor="accent2"/>
+          <w:sz w:val="18"/>
+          <w:szCs w:val="18"/>
         </w:rPr>
         <w:t xml:space="preserve">FIC.3</w:t>
       </w:r>
@@ -1079,7 +1748,27 @@
           <w:sz w:val="22"/>
           <w:szCs w:val="22"/>
         </w:rPr>
-        <w:t xml:space="preserve">Le try-avec-ressources. </w:t>
+        <w:t xml:space="preserve">Le </w:t>
+      </w:r>
+      <w:r>
+        <w:rPr>
+          <w:rFonts w:ascii="Consolas" w:hAnsi="Consolas" w:cs="Consolas"/>
+          <w:b/>
+          <w:bCs/>
+          <w:color w:val="E97132" w:themeColor="accent2"/>
+          <w:sz w:val="18"/>
+          <w:szCs w:val="18"/>
+        </w:rPr>
+        <w:t xml:space="preserve">try</w:t>
+      </w:r>
+      <w:r>
+        <w:rPr>
+          <w:b/>
+          <w:bCs/>
+          <w:sz w:val="22"/>
+          <w:szCs w:val="22"/>
+        </w:rPr>
+        <w:t xml:space="preserve">-avec-ressources. </w:t>
       </w:r>
       <w:r>
         <w:rPr>
@@ -1098,9 +1787,10 @@
       </w:pPr>
       <w:r>
         <w:rPr>
-          <w:rFonts w:ascii="Consolas" w:cs="Consolas" w:eastAsia="Consolas" w:hAnsi="Consolas"/>
-          <w:sz w:val="19"/>
-          <w:szCs w:val="19"/>
+          <w:rFonts w:ascii="Consolas" w:hAnsi="Consolas" w:cs="Consolas"/>
+          <w:color w:val="E97132" w:themeColor="accent2"/>
+          <w:sz w:val="18"/>
+          <w:szCs w:val="18"/>
         </w:rPr>
         <w:t xml:space="preserve">try (PrintWriter sortie = new PrintWriter(new FileWriter(fichier))) {</w:t>
       </w:r>
@@ -1114,9 +1804,10 @@
       </w:pPr>
       <w:r>
         <w:rPr>
-          <w:rFonts w:ascii="Consolas" w:cs="Consolas" w:eastAsia="Consolas" w:hAnsi="Consolas"/>
-          <w:sz w:val="19"/>
-          <w:szCs w:val="19"/>
+          <w:rFonts w:ascii="Consolas" w:hAnsi="Consolas" w:cs="Consolas"/>
+          <w:color w:val="E97132" w:themeColor="accent2"/>
+          <w:sz w:val="18"/>
+          <w:szCs w:val="18"/>
         </w:rPr>
         <w:t xml:space="preserve">    sortie.println("...");</w:t>
       </w:r>
@@ -1130,9 +1821,10 @@
       </w:pPr>
       <w:r>
         <w:rPr>
-          <w:rFonts w:ascii="Consolas" w:cs="Consolas" w:eastAsia="Consolas" w:hAnsi="Consolas"/>
-          <w:sz w:val="19"/>
-          <w:szCs w:val="19"/>
+          <w:rFonts w:ascii="Consolas" w:hAnsi="Consolas" w:cs="Consolas"/>
+          <w:color w:val="E97132" w:themeColor="accent2"/>
+          <w:sz w:val="18"/>
+          <w:szCs w:val="18"/>
         </w:rPr>
         <w:t xml:space="preserve">}   // ferme automatiquement, meme en cas d'exception</w:t>
       </w:r>
@@ -1159,10 +1851,10 @@
       </w:r>
       <w:r>
         <w:rPr>
-          <w:rFonts w:ascii="Consolas" w:cs="Consolas" w:eastAsia="Consolas" w:hAnsi="Consolas"/>
-          <w:color w:val="8B2500"/>
-          <w:sz w:val="22"/>
-          <w:szCs w:val="22"/>
+          <w:rFonts w:ascii="Consolas" w:hAnsi="Consolas" w:cs="Consolas"/>
+          <w:color w:val="E97132" w:themeColor="accent2"/>
+          <w:sz w:val="18"/>
+          <w:szCs w:val="18"/>
         </w:rPr>
         <w:t xml:space="preserve">IOException</w:t>
       </w:r>
@@ -1175,10 +1867,10 @@
       </w:r>
       <w:r>
         <w:rPr>
-          <w:rFonts w:ascii="Consolas" w:cs="Consolas" w:eastAsia="Consolas" w:hAnsi="Consolas"/>
-          <w:color w:val="8B2500"/>
-          <w:sz w:val="22"/>
-          <w:szCs w:val="22"/>
+          <w:rFonts w:ascii="Consolas" w:hAnsi="Consolas" w:cs="Consolas"/>
+          <w:color w:val="E97132" w:themeColor="accent2"/>
+          <w:sz w:val="18"/>
+          <w:szCs w:val="18"/>
         </w:rPr>
         <w:t xml:space="preserve">EXC</w:t>
       </w:r>
@@ -1216,6 +1908,7 @@
     </w:p>
     <w:p>
       <w:pPr>
+        <w:keepNext/>
         <w:spacing w:after="120"/>
       </w:pPr>
       <w:r>
@@ -1226,7 +1919,18 @@
           <w:sz w:val="22"/>
           <w:szCs w:val="22"/>
         </w:rPr>
-        <w:t xml:space="preserve">Package : be.ephec.java.fic.e01</w:t>
+        <w:t xml:space="preserve">Package : </w:t>
+      </w:r>
+      <w:r>
+        <w:rPr>
+          <w:rFonts w:ascii="Consolas" w:hAnsi="Consolas" w:cs="Consolas"/>
+          <w:i/>
+          <w:iCs/>
+          <w:color w:val="E97132" w:themeColor="accent2"/>
+          <w:sz w:val="18"/>
+          <w:szCs w:val="18"/>
+        </w:rPr>
+        <w:t xml:space="preserve">be.ephec.java.fic.e01</w:t>
       </w:r>
     </w:p>
     <w:p>
@@ -1248,6 +1952,7 @@
     </w:p>
     <w:p>
       <w:pPr>
+        <w:keepNext w:val="false"/>
         <w:spacing w:after="120"/>
       </w:pPr>
       <w:r>
@@ -1395,7 +2100,8 @@
             </w:pPr>
             <w:r>
               <w:rPr>
-                <w:rFonts w:ascii="Consolas" w:cs="Consolas" w:eastAsia="Consolas" w:hAnsi="Consolas"/>
+                <w:rFonts w:ascii="Consolas" w:hAnsi="Consolas" w:cs="Consolas"/>
+                <w:color w:val="E97132" w:themeColor="accent2"/>
                 <w:sz w:val="18"/>
                 <w:szCs w:val="18"/>
               </w:rPr>
@@ -1445,7 +2151,16 @@
                 <w:sz w:val="20"/>
                 <w:szCs w:val="20"/>
               </w:rPr>
-              <w:t xml:space="preserve">les accesseurs, toString</w:t>
+              <w:t xml:space="preserve">les accesseurs, </w:t>
+            </w:r>
+            <w:r>
+              <w:rPr>
+                <w:rFonts w:ascii="Consolas" w:hAnsi="Consolas" w:cs="Consolas"/>
+                <w:color w:val="E97132" w:themeColor="accent2"/>
+                <w:sz w:val="18"/>
+                <w:szCs w:val="18"/>
+              </w:rPr>
+              <w:t xml:space="preserve">toString</w:t>
             </w:r>
           </w:p>
         </w:tc>
@@ -1470,7 +2185,8 @@
             </w:pPr>
             <w:r>
               <w:rPr>
-                <w:rFonts w:ascii="Consolas" w:cs="Consolas" w:eastAsia="Consolas" w:hAnsi="Consolas"/>
+                <w:rFonts w:ascii="Consolas" w:hAnsi="Consolas" w:cs="Consolas"/>
+                <w:color w:val="E97132" w:themeColor="accent2"/>
                 <w:sz w:val="18"/>
                 <w:szCs w:val="18"/>
               </w:rPr>
@@ -1520,7 +2236,16 @@
                 <w:sz w:val="20"/>
                 <w:szCs w:val="20"/>
               </w:rPr>
-              <w:t xml:space="preserve">accesseurs, setter, toString</w:t>
+              <w:t xml:space="preserve">accesseurs, setter, </w:t>
+            </w:r>
+            <w:r>
+              <w:rPr>
+                <w:rFonts w:ascii="Consolas" w:hAnsi="Consolas" w:cs="Consolas"/>
+                <w:color w:val="E97132" w:themeColor="accent2"/>
+                <w:sz w:val="18"/>
+                <w:szCs w:val="18"/>
+              </w:rPr>
+              <w:t xml:space="preserve">toString</w:t>
             </w:r>
           </w:p>
         </w:tc>
@@ -1545,7 +2270,8 @@
             </w:pPr>
             <w:r>
               <w:rPr>
-                <w:rFonts w:ascii="Consolas" w:cs="Consolas" w:eastAsia="Consolas" w:hAnsi="Consolas"/>
+                <w:rFonts w:ascii="Consolas" w:hAnsi="Consolas" w:cs="Consolas"/>
+                <w:color w:val="E97132" w:themeColor="accent2"/>
                 <w:sz w:val="18"/>
                 <w:szCs w:val="18"/>
               </w:rPr>
@@ -1595,7 +2321,48 @@
                 <w:sz w:val="20"/>
                 <w:szCs w:val="20"/>
               </w:rPr>
-              <w:t xml:space="preserve">inscrire, desinscrire, getCours, nombreDeCours, toString</w:t>
+              <w:t xml:space="preserve">inscrire, desinscrire, </w:t>
+            </w:r>
+            <w:r>
+              <w:rPr>
+                <w:rFonts w:ascii="Consolas" w:hAnsi="Consolas" w:cs="Consolas"/>
+                <w:color w:val="E97132" w:themeColor="accent2"/>
+                <w:sz w:val="18"/>
+                <w:szCs w:val="18"/>
+              </w:rPr>
+              <w:t xml:space="preserve">getCours</w:t>
+            </w:r>
+            <w:r>
+              <w:rPr>
+                <w:sz w:val="20"/>
+                <w:szCs w:val="20"/>
+              </w:rPr>
+              <w:t xml:space="preserve">, </w:t>
+            </w:r>
+            <w:r>
+              <w:rPr>
+                <w:rFonts w:ascii="Consolas" w:hAnsi="Consolas" w:cs="Consolas"/>
+                <w:color w:val="E97132" w:themeColor="accent2"/>
+                <w:sz w:val="18"/>
+                <w:szCs w:val="18"/>
+              </w:rPr>
+              <w:t xml:space="preserve">nombreDeCours</w:t>
+            </w:r>
+            <w:r>
+              <w:rPr>
+                <w:sz w:val="20"/>
+                <w:szCs w:val="20"/>
+              </w:rPr>
+              <w:t xml:space="preserve">, </w:t>
+            </w:r>
+            <w:r>
+              <w:rPr>
+                <w:rFonts w:ascii="Consolas" w:hAnsi="Consolas" w:cs="Consolas"/>
+                <w:color w:val="E97132" w:themeColor="accent2"/>
+                <w:sz w:val="18"/>
+                <w:szCs w:val="18"/>
+              </w:rPr>
+              <w:t xml:space="preserve">toString</w:t>
             </w:r>
           </w:p>
         </w:tc>
@@ -1603,6 +2370,7 @@
     </w:tbl>
     <w:p>
       <w:pPr>
+        <w:keepNext w:val="false"/>
         <w:spacing w:after="120"/>
       </w:pPr>
       <w:r>
@@ -1610,7 +2378,23 @@
           <w:sz w:val="22"/>
           <w:szCs w:val="22"/>
         </w:rPr>
-        <w:t xml:space="preserve">Les formats de toString sont imposés :</w:t>
+        <w:t xml:space="preserve">Les formats de </w:t>
+      </w:r>
+      <w:r>
+        <w:rPr>
+          <w:rFonts w:ascii="Consolas" w:hAnsi="Consolas" w:cs="Consolas"/>
+          <w:color w:val="E97132" w:themeColor="accent2"/>
+          <w:sz w:val="18"/>
+          <w:szCs w:val="18"/>
+        </w:rPr>
+        <w:t xml:space="preserve">toString</w:t>
+      </w:r>
+      <w:r>
+        <w:rPr>
+          <w:sz w:val="22"/>
+          <w:szCs w:val="22"/>
+        </w:rPr>
+        <w:t xml:space="preserve"> sont imposés :</w:t>
       </w:r>
     </w:p>
     <w:p>
@@ -1622,9 +2406,10 @@
       </w:pPr>
       <w:r>
         <w:rPr>
-          <w:rFonts w:ascii="Consolas" w:cs="Consolas" w:eastAsia="Consolas" w:hAnsi="Consolas"/>
-          <w:sz w:val="19"/>
-          <w:szCs w:val="19"/>
+          <w:rFonts w:ascii="Consolas" w:hAnsi="Consolas" w:cs="Consolas"/>
+          <w:color w:val="E97132" w:themeColor="accent2"/>
+          <w:sz w:val="18"/>
+          <w:szCs w:val="18"/>
         </w:rPr>
         <w:t xml:space="preserve">Enseignant   -&gt;  "Alan Turing"</w:t>
       </w:r>
@@ -1638,9 +2423,10 @@
       </w:pPr>
       <w:r>
         <w:rPr>
-          <w:rFonts w:ascii="Consolas" w:cs="Consolas" w:eastAsia="Consolas" w:hAnsi="Consolas"/>
-          <w:sz w:val="19"/>
-          <w:szCs w:val="19"/>
+          <w:rFonts w:ascii="Consolas" w:hAnsi="Consolas" w:cs="Consolas"/>
+          <w:color w:val="E97132" w:themeColor="accent2"/>
+          <w:sz w:val="18"/>
+          <w:szCs w:val="18"/>
         </w:rPr>
         <w:t xml:space="preserve">Cours        -&gt;  "Java (Alan Turing)"</w:t>
       </w:r>
@@ -1654,9 +2440,10 @@
       </w:pPr>
       <w:r>
         <w:rPr>
-          <w:rFonts w:ascii="Consolas" w:cs="Consolas" w:eastAsia="Consolas" w:hAnsi="Consolas"/>
-          <w:sz w:val="19"/>
-          <w:szCs w:val="19"/>
+          <w:rFonts w:ascii="Consolas" w:hAnsi="Consolas" w:cs="Consolas"/>
+          <w:color w:val="E97132" w:themeColor="accent2"/>
+          <w:sz w:val="18"/>
+          <w:szCs w:val="18"/>
         </w:rPr>
         <w:t xml:space="preserve">Etudiant     -&gt;  "Lovelace Ada : Java, Algebre"</w:t>
       </w:r>
@@ -1670,15 +2457,17 @@
       </w:pPr>
       <w:r>
         <w:rPr>
-          <w:rFonts w:ascii="Consolas" w:cs="Consolas" w:eastAsia="Consolas" w:hAnsi="Consolas"/>
-          <w:sz w:val="19"/>
-          <w:szCs w:val="19"/>
+          <w:rFonts w:ascii="Consolas" w:hAnsi="Consolas" w:cs="Consolas"/>
+          <w:color w:val="E97132" w:themeColor="accent2"/>
+          <w:sz w:val="18"/>
+          <w:szCs w:val="18"/>
         </w:rPr>
         <w:t xml:space="preserve">             -&gt;  "Lovelace Ada"          s'il n'a aucun cours</w:t>
       </w:r>
     </w:p>
     <w:p>
       <w:pPr>
+        <w:keepNext w:val="false"/>
         <w:spacing w:after="120"/>
       </w:pPr>
       <w:r>
@@ -1730,7 +2519,18 @@
                 <w:sz w:val="22"/>
                 <w:szCs w:val="22"/>
               </w:rPr>
-              <w:t xml:space="preserve">Ce que rend getCours</w:t>
+              <w:t xml:space="preserve">Ce que rend </w:t>
+            </w:r>
+            <w:r>
+              <w:rPr>
+                <w:rFonts w:ascii="Consolas" w:hAnsi="Consolas" w:cs="Consolas"/>
+                <w:b/>
+                <w:bCs/>
+                <w:color w:val="E97132" w:themeColor="accent2"/>
+                <w:sz w:val="18"/>
+                <w:szCs w:val="18"/>
+              </w:rPr>
+              <w:t xml:space="preserve">getCours</w:t>
             </w:r>
           </w:p>
           <w:p>
@@ -1742,19 +2542,51 @@
                 <w:sz w:val="22"/>
                 <w:szCs w:val="22"/>
               </w:rPr>
-              <w:t xml:space="preserve">Un test vérifie qu'on ne peut pas vider l'étudiant à travers la liste qu'il rend. Si vous rendez la liste elle-même, n'importe qui peut appeler clear() dessus et contourner desinscrire — l'encapsulation ne sert alors plus à rien.</w:t>
-            </w:r>
-          </w:p>
-          <w:p>
-            <w:pPr>
-              <w:spacing w:after="0"/>
-            </w:pPr>
+              <w:t xml:space="preserve">Un test vérifie qu'on ne peut pas vider l'étudiant à travers la liste qu'il rend. Si vous rendez la liste elle-même, n'importe qui peut appeler </w:t>
+            </w:r>
+            <w:r>
+              <w:rPr>
+                <w:rFonts w:ascii="Consolas" w:hAnsi="Consolas" w:cs="Consolas"/>
+                <w:color w:val="E97132" w:themeColor="accent2"/>
+                <w:sz w:val="18"/>
+                <w:szCs w:val="18"/>
+              </w:rPr>
+              <w:t xml:space="preserve">clear()</w:t>
+            </w:r>
             <w:r>
               <w:rPr>
                 <w:sz w:val="22"/>
                 <w:szCs w:val="22"/>
               </w:rPr>
-              <w:t xml:space="preserve">Cherchez Collections.unmodifiableList dans la Javadoc. Voir CC-OBJ.2 du mémento Clean Code.</w:t>
+              <w:t xml:space="preserve"> dessus et contourner desinscrire — l'encapsulation ne sert alors plus à rien.</w:t>
+            </w:r>
+          </w:p>
+          <w:p>
+            <w:pPr>
+              <w:spacing w:after="0"/>
+            </w:pPr>
+            <w:r>
+              <w:rPr>
+                <w:sz w:val="22"/>
+                <w:szCs w:val="22"/>
+              </w:rPr>
+              <w:t xml:space="preserve">Cherchez </w:t>
+            </w:r>
+            <w:r>
+              <w:rPr>
+                <w:rFonts w:ascii="Consolas" w:hAnsi="Consolas" w:cs="Consolas"/>
+                <w:color w:val="E97132" w:themeColor="accent2"/>
+                <w:sz w:val="18"/>
+                <w:szCs w:val="18"/>
+              </w:rPr>
+              <w:t xml:space="preserve">Collections.unmodifiableList</w:t>
+            </w:r>
+            <w:r>
+              <w:rPr>
+                <w:sz w:val="22"/>
+                <w:szCs w:val="22"/>
+              </w:rPr>
+              <w:t xml:space="preserve"> dans la Javadoc. Voir CC-OBJ.2 du mémento Clean Code.</w:t>
             </w:r>
           </w:p>
         </w:tc>
@@ -1774,7 +2606,7 @@
           <w:sz w:val="24"/>
           <w:szCs w:val="24"/>
         </w:rPr>
-        <w:t xml:space="preserve">Vérification</w:t>
+        <w:t xml:space="preserve">Comment vérifier votre code</w:t>
       </w:r>
     </w:p>
     <w:tbl>
@@ -1813,24 +2645,40 @@
             </w:pPr>
             <w:r>
               <w:rPr>
-                <w:rFonts w:ascii="Consolas" w:cs="Consolas" w:eastAsia="Consolas" w:hAnsi="Consolas"/>
-                <w:color w:val="8B2500"/>
+                <w:rFonts w:ascii="Consolas" w:hAnsi="Consolas" w:cs="Consolas"/>
+                <w:color w:val="E97132" w:themeColor="accent2"/>
+                <w:sz w:val="18"/>
+                <w:szCs w:val="18"/>
+              </w:rPr>
+              <w:t xml:space="preserve">be.ephec.java.fic.e01.EtudiantTest</w:t>
+            </w:r>
+          </w:p>
+          <w:p>
+            <w:pPr>
+              <w:spacing w:after="0"/>
+            </w:pPr>
+            <w:r>
+              <w:rPr>
                 <w:sz w:val="22"/>
                 <w:szCs w:val="22"/>
               </w:rPr>
-              <w:t xml:space="preserve">be.ephec.java.fic.e01.EtudiantTest</w:t>
-            </w:r>
-          </w:p>
-          <w:p>
-            <w:pPr>
-              <w:spacing w:after="0"/>
-            </w:pPr>
+              <w:t xml:space="preserve">Vérifie les trois classes, les formats de </w:t>
+            </w:r>
+            <w:r>
+              <w:rPr>
+                <w:rFonts w:ascii="Consolas" w:hAnsi="Consolas" w:cs="Consolas"/>
+                <w:color w:val="E97132" w:themeColor="accent2"/>
+                <w:sz w:val="18"/>
+                <w:szCs w:val="18"/>
+              </w:rPr>
+              <w:t xml:space="preserve">toString</w:t>
+            </w:r>
             <w:r>
               <w:rPr>
                 <w:sz w:val="22"/>
                 <w:szCs w:val="22"/>
               </w:rPr>
-              <w:t xml:space="preserve">Vérifie les trois classes, les formats de toString, l'inscription et la désinscription — y compris les cas sans effet — et la protection de la liste rendue.</w:t>
+              <w:t xml:space="preserve">, l'inscription et la désinscription — y compris les cas sans effet — et la protection de la liste rendue.</w:t>
             </w:r>
           </w:p>
         </w:tc>
@@ -1862,6 +2710,7 @@
     </w:p>
     <w:p>
       <w:pPr>
+        <w:keepNext/>
         <w:spacing w:after="120"/>
       </w:pPr>
       <w:r>
@@ -1872,7 +2721,18 @@
           <w:sz w:val="22"/>
           <w:szCs w:val="22"/>
         </w:rPr>
-        <w:t xml:space="preserve">Package : be.ephec.java.fic.e02</w:t>
+        <w:t xml:space="preserve">Package : </w:t>
+      </w:r>
+      <w:r>
+        <w:rPr>
+          <w:rFonts w:ascii="Consolas" w:hAnsi="Consolas" w:cs="Consolas"/>
+          <w:i/>
+          <w:iCs/>
+          <w:color w:val="E97132" w:themeColor="accent2"/>
+          <w:sz w:val="18"/>
+          <w:szCs w:val="18"/>
+        </w:rPr>
+        <w:t xml:space="preserve">be.ephec.java.fic.e02</w:t>
       </w:r>
     </w:p>
     <w:p>
@@ -1894,6 +2754,7 @@
     </w:p>
     <w:p>
       <w:pPr>
+        <w:keepNext w:val="false"/>
         <w:spacing w:after="120"/>
       </w:pPr>
       <w:r>
@@ -1934,10 +2795,10 @@
       </w:r>
       <w:r>
         <w:rPr>
-          <w:rFonts w:ascii="Consolas" w:cs="Consolas" w:eastAsia="Consolas" w:hAnsi="Consolas"/>
-          <w:color w:val="8B2500"/>
-          <w:sz w:val="22"/>
-          <w:szCs w:val="22"/>
+          <w:rFonts w:ascii="Consolas" w:hAnsi="Consolas" w:cs="Consolas"/>
+          <w:color w:val="E97132" w:themeColor="accent2"/>
+          <w:sz w:val="18"/>
+          <w:szCs w:val="18"/>
         </w:rPr>
         <w:t xml:space="preserve">FIC.1</w:t>
       </w:r>
@@ -1950,10 +2811,10 @@
       </w:r>
       <w:r>
         <w:rPr>
-          <w:rFonts w:ascii="Consolas" w:cs="Consolas" w:eastAsia="Consolas" w:hAnsi="Consolas"/>
-          <w:color w:val="8B2500"/>
-          <w:sz w:val="22"/>
-          <w:szCs w:val="22"/>
+          <w:rFonts w:ascii="Consolas" w:hAnsi="Consolas" w:cs="Consolas"/>
+          <w:color w:val="E97132" w:themeColor="accent2"/>
+          <w:sz w:val="18"/>
+          <w:szCs w:val="18"/>
         </w:rPr>
         <w:t xml:space="preserve">Serializable</w:t>
       </w:r>
@@ -1978,10 +2839,10 @@
       </w:r>
       <w:r>
         <w:rPr>
-          <w:rFonts w:ascii="Consolas" w:cs="Consolas" w:eastAsia="Consolas" w:hAnsi="Consolas"/>
-          <w:color w:val="8B2500"/>
-          <w:sz w:val="22"/>
-          <w:szCs w:val="22"/>
+          <w:rFonts w:ascii="Consolas" w:hAnsi="Consolas" w:cs="Consolas"/>
+          <w:color w:val="E97132" w:themeColor="accent2"/>
+          <w:sz w:val="18"/>
+          <w:szCs w:val="18"/>
         </w:rPr>
         <w:t xml:space="preserve">NotSerializableException</w:t>
       </w:r>
@@ -2130,7 +2991,8 @@
             </w:pPr>
             <w:r>
               <w:rPr>
-                <w:rFonts w:ascii="Consolas" w:cs="Consolas" w:eastAsia="Consolas" w:hAnsi="Consolas"/>
+                <w:rFonts w:ascii="Consolas" w:hAnsi="Consolas" w:cs="Consolas"/>
+                <w:color w:val="E97132" w:themeColor="accent2"/>
                 <w:sz w:val="18"/>
                 <w:szCs w:val="18"/>
               </w:rPr>
@@ -2154,7 +3016,8 @@
             </w:pPr>
             <w:r>
               <w:rPr>
-                <w:rFonts w:ascii="Consolas" w:cs="Consolas" w:eastAsia="Consolas" w:hAnsi="Consolas"/>
+                <w:rFonts w:ascii="Consolas" w:hAnsi="Consolas" w:cs="Consolas"/>
+                <w:color w:val="E97132" w:themeColor="accent2"/>
                 <w:sz w:val="18"/>
                 <w:szCs w:val="18"/>
               </w:rPr>
@@ -2181,7 +3044,16 @@
                 <w:sz w:val="20"/>
                 <w:szCs w:val="20"/>
               </w:rPr>
-              <w:t xml:space="preserve">Écrit la liste, en un seul writeObject</w:t>
+              <w:t xml:space="preserve">Écrit la liste, en un seul </w:t>
+            </w:r>
+            <w:r>
+              <w:rPr>
+                <w:rFonts w:ascii="Consolas" w:hAnsi="Consolas" w:cs="Consolas"/>
+                <w:color w:val="E97132" w:themeColor="accent2"/>
+                <w:sz w:val="18"/>
+                <w:szCs w:val="18"/>
+              </w:rPr>
+              <w:t xml:space="preserve">writeObject</w:t>
             </w:r>
           </w:p>
         </w:tc>
@@ -2206,7 +3078,8 @@
             </w:pPr>
             <w:r>
               <w:rPr>
-                <w:rFonts w:ascii="Consolas" w:cs="Consolas" w:eastAsia="Consolas" w:hAnsi="Consolas"/>
+                <w:rFonts w:ascii="Consolas" w:hAnsi="Consolas" w:cs="Consolas"/>
+                <w:color w:val="E97132" w:themeColor="accent2"/>
                 <w:sz w:val="18"/>
                 <w:szCs w:val="18"/>
               </w:rPr>
@@ -2230,7 +3103,8 @@
             </w:pPr>
             <w:r>
               <w:rPr>
-                <w:rFonts w:ascii="Consolas" w:cs="Consolas" w:eastAsia="Consolas" w:hAnsi="Consolas"/>
+                <w:rFonts w:ascii="Consolas" w:hAnsi="Consolas" w:cs="Consolas"/>
+                <w:color w:val="E97132" w:themeColor="accent2"/>
                 <w:sz w:val="18"/>
                 <w:szCs w:val="18"/>
               </w:rPr>
@@ -2278,10 +3152,10 @@
       </w:r>
       <w:r>
         <w:rPr>
-          <w:rFonts w:ascii="Consolas" w:cs="Consolas" w:eastAsia="Consolas" w:hAnsi="Consolas"/>
-          <w:color w:val="8B2500"/>
-          <w:sz w:val="22"/>
-          <w:szCs w:val="22"/>
+          <w:rFonts w:ascii="Consolas" w:hAnsi="Consolas" w:cs="Consolas"/>
+          <w:color w:val="E97132" w:themeColor="accent2"/>
+          <w:sz w:val="18"/>
+          <w:szCs w:val="18"/>
         </w:rPr>
         <w:t xml:space="preserve">ObjectOutputStream</w:t>
       </w:r>
@@ -2294,10 +3168,10 @@
       </w:r>
       <w:r>
         <w:rPr>
-          <w:rFonts w:ascii="Consolas" w:cs="Consolas" w:eastAsia="Consolas" w:hAnsi="Consolas"/>
-          <w:color w:val="8B2500"/>
-          <w:sz w:val="22"/>
-          <w:szCs w:val="22"/>
+          <w:rFonts w:ascii="Consolas" w:hAnsi="Consolas" w:cs="Consolas"/>
+          <w:color w:val="E97132" w:themeColor="accent2"/>
+          <w:sz w:val="18"/>
+          <w:szCs w:val="18"/>
         </w:rPr>
         <w:t xml:space="preserve">FileOutputStream</w:t>
       </w:r>
@@ -2310,10 +3184,10 @@
       </w:r>
       <w:r>
         <w:rPr>
-          <w:rFonts w:ascii="Consolas" w:cs="Consolas" w:eastAsia="Consolas" w:hAnsi="Consolas"/>
-          <w:color w:val="8B2500"/>
-          <w:sz w:val="22"/>
-          <w:szCs w:val="22"/>
+          <w:rFonts w:ascii="Consolas" w:hAnsi="Consolas" w:cs="Consolas"/>
+          <w:color w:val="E97132" w:themeColor="accent2"/>
+          <w:sz w:val="18"/>
+          <w:szCs w:val="18"/>
         </w:rPr>
         <w:t xml:space="preserve">ObjectInputStream</w:t>
       </w:r>
@@ -2326,10 +3200,10 @@
       </w:r>
       <w:r>
         <w:rPr>
-          <w:rFonts w:ascii="Consolas" w:cs="Consolas" w:eastAsia="Consolas" w:hAnsi="Consolas"/>
-          <w:color w:val="8B2500"/>
-          <w:sz w:val="22"/>
-          <w:szCs w:val="22"/>
+          <w:rFonts w:ascii="Consolas" w:hAnsi="Consolas" w:cs="Consolas"/>
+          <w:color w:val="E97132" w:themeColor="accent2"/>
+          <w:sz w:val="18"/>
+          <w:szCs w:val="18"/>
         </w:rPr>
         <w:t xml:space="preserve">FileInputStream</w:t>
       </w:r>
@@ -2369,57 +3243,19 @@
           <w:sz w:val="22"/>
           <w:szCs w:val="22"/>
         </w:rPr>
-        <w:t xml:space="preserve">Un seul writeObject suffit pour toute la liste. </w:t>
-      </w:r>
-      <w:r>
-        <w:rPr>
-          <w:sz w:val="22"/>
-          <w:szCs w:val="22"/>
-        </w:rPr>
-        <w:t xml:space="preserve">La sérialisation suit les références : écrire la liste écrit les étudiants, donc leurs cours, donc leurs enseignants. C'est pourquoi les trois classes doivent être </w:t>
-      </w:r>
-      <w:r>
-        <w:rPr>
-          <w:rFonts w:ascii="Consolas" w:cs="Consolas" w:eastAsia="Consolas" w:hAnsi="Consolas"/>
-          <w:color w:val="8B2500"/>
-          <w:sz w:val="22"/>
-          <w:szCs w:val="22"/>
-        </w:rPr>
-        <w:t xml:space="preserve">Serializable</w:t>
-      </w:r>
-      <w:r>
-        <w:rPr>
-          <w:sz w:val="22"/>
-          <w:szCs w:val="22"/>
-        </w:rPr>
-        <w:t xml:space="preserve">, et pas seulement celle qu'on nomme. Le test le vérifie.</w:t>
-      </w:r>
-    </w:p>
-    <w:p>
-      <w:pPr>
-        <w:spacing w:after="120"/>
-      </w:pPr>
-      <w:r>
-        <w:rPr>
+        <w:t xml:space="preserve">Un seul </w:t>
+      </w:r>
+      <w:r>
+        <w:rPr>
+          <w:rFonts w:ascii="Consolas" w:hAnsi="Consolas" w:cs="Consolas"/>
           <w:b/>
           <w:bCs/>
-          <w:sz w:val="22"/>
-          <w:szCs w:val="22"/>
-        </w:rPr>
-        <w:t xml:space="preserve">readObject rend un Object. </w:t>
-      </w:r>
-      <w:r>
-        <w:rPr>
-          <w:sz w:val="22"/>
-          <w:szCs w:val="22"/>
-        </w:rPr>
-        <w:t xml:space="preserve">Un transtypage est inévitable, et le compilateur avertit qu'il ne peut pas le vérifier. Ce n'est pas une erreur de votre part : la sérialisation est antérieure à la généricité, et le fichier ne contient aucune trace du type paramétré.</w:t>
-      </w:r>
-    </w:p>
-    <w:p>
-      <w:pPr>
-        <w:spacing w:after="120"/>
-      </w:pPr>
+          <w:color w:val="E97132" w:themeColor="accent2"/>
+          <w:sz w:val="18"/>
+          <w:szCs w:val="18"/>
+        </w:rPr>
+        <w:t xml:space="preserve">writeObject</w:t>
+      </w:r>
       <w:r>
         <w:rPr>
           <w:b/>
@@ -2427,7 +3263,116 @@
           <w:sz w:val="22"/>
           <w:szCs w:val="22"/>
         </w:rPr>
-        <w:t xml:space="preserve">Ouvrez etudiants.dat dans un éditeur de texte. </w:t>
+        <w:t xml:space="preserve"> suffit pour toute la liste. </w:t>
+      </w:r>
+      <w:r>
+        <w:rPr>
+          <w:sz w:val="22"/>
+          <w:szCs w:val="22"/>
+        </w:rPr>
+        <w:t xml:space="preserve">La sérialisation suit les références : écrire la liste écrit les étudiants, donc leurs cours, donc leurs enseignants. C'est pourquoi les trois classes doivent être </w:t>
+      </w:r>
+      <w:r>
+        <w:rPr>
+          <w:rFonts w:ascii="Consolas" w:hAnsi="Consolas" w:cs="Consolas"/>
+          <w:color w:val="E97132" w:themeColor="accent2"/>
+          <w:sz w:val="18"/>
+          <w:szCs w:val="18"/>
+        </w:rPr>
+        <w:t xml:space="preserve">Serializable</w:t>
+      </w:r>
+      <w:r>
+        <w:rPr>
+          <w:sz w:val="22"/>
+          <w:szCs w:val="22"/>
+        </w:rPr>
+        <w:t xml:space="preserve">, et pas seulement celle qu'on nomme. Le test le vérifie.</w:t>
+      </w:r>
+    </w:p>
+    <w:p>
+      <w:pPr>
+        <w:spacing w:after="120"/>
+      </w:pPr>
+      <w:r>
+        <w:rPr>
+          <w:rFonts w:ascii="Consolas" w:hAnsi="Consolas" w:cs="Consolas"/>
+          <w:b/>
+          <w:bCs/>
+          <w:color w:val="E97132" w:themeColor="accent2"/>
+          <w:sz w:val="18"/>
+          <w:szCs w:val="18"/>
+        </w:rPr>
+        <w:t xml:space="preserve">readObject</w:t>
+      </w:r>
+      <w:r>
+        <w:rPr>
+          <w:b/>
+          <w:bCs/>
+          <w:sz w:val="22"/>
+          <w:szCs w:val="22"/>
+        </w:rPr>
+        <w:t xml:space="preserve"> rend un </w:t>
+      </w:r>
+      <w:r>
+        <w:rPr>
+          <w:rFonts w:ascii="Consolas" w:hAnsi="Consolas" w:cs="Consolas"/>
+          <w:b/>
+          <w:bCs/>
+          <w:color w:val="E97132" w:themeColor="accent2"/>
+          <w:sz w:val="18"/>
+          <w:szCs w:val="18"/>
+        </w:rPr>
+        <w:t xml:space="preserve">Object</w:t>
+      </w:r>
+      <w:r>
+        <w:rPr>
+          <w:b/>
+          <w:bCs/>
+          <w:sz w:val="22"/>
+          <w:szCs w:val="22"/>
+        </w:rPr>
+        <w:t xml:space="preserve">. </w:t>
+      </w:r>
+      <w:r>
+        <w:rPr>
+          <w:sz w:val="22"/>
+          <w:szCs w:val="22"/>
+        </w:rPr>
+        <w:t xml:space="preserve">Un transtypage est inévitable, et le compilateur avertit qu'il ne peut pas le vérifier. Ce n'est pas une erreur de votre part : la sérialisation est antérieure à la généricité, et le fichier ne contient aucune trace du type paramétré.</w:t>
+      </w:r>
+    </w:p>
+    <w:p>
+      <w:pPr>
+        <w:spacing w:after="120"/>
+      </w:pPr>
+      <w:r>
+        <w:rPr>
+          <w:b/>
+          <w:bCs/>
+          <w:sz w:val="22"/>
+          <w:szCs w:val="22"/>
+        </w:rPr>
+        <w:t xml:space="preserve">Ouvrez </w:t>
+      </w:r>
+      <w:r>
+        <w:rPr>
+          <w:rFonts w:ascii="Consolas" w:hAnsi="Consolas" w:cs="Consolas"/>
+          <w:b/>
+          <w:bCs/>
+          <w:color w:val="E97132" w:themeColor="accent2"/>
+          <w:sz w:val="18"/>
+          <w:szCs w:val="18"/>
+        </w:rPr>
+        <w:t xml:space="preserve">etudiants.dat</w:t>
+      </w:r>
+      <w:r>
+        <w:rPr>
+          <w:b/>
+          <w:bCs/>
+          <w:sz w:val="22"/>
+          <w:szCs w:val="22"/>
+        </w:rPr>
+        <w:t xml:space="preserve"> dans un éditeur de texte. </w:t>
       </w:r>
       <w:r>
         <w:rPr>
@@ -2438,10 +3383,10 @@
       </w:r>
       <w:r>
         <w:rPr>
-          <w:rFonts w:ascii="Consolas" w:cs="Consolas" w:eastAsia="Consolas" w:hAnsi="Consolas"/>
-          <w:color w:val="8B2500"/>
-          <w:sz w:val="22"/>
-          <w:szCs w:val="22"/>
+          <w:rFonts w:ascii="Consolas" w:hAnsi="Consolas" w:cs="Consolas"/>
+          <w:color w:val="E97132" w:themeColor="accent2"/>
+          <w:sz w:val="18"/>
+          <w:szCs w:val="18"/>
         </w:rPr>
         <w:t xml:space="preserve">FIC.3</w:t>
       </w:r>
@@ -2467,7 +3412,7 @@
           <w:sz w:val="24"/>
           <w:szCs w:val="24"/>
         </w:rPr>
-        <w:t xml:space="preserve">Vérification</w:t>
+        <w:t xml:space="preserve">Comment vérifier votre code</w:t>
       </w:r>
     </w:p>
     <w:tbl>
@@ -2506,36 +3451,52 @@
             </w:pPr>
             <w:r>
               <w:rPr>
-                <w:rFonts w:ascii="Consolas" w:cs="Consolas" w:eastAsia="Consolas" w:hAnsi="Consolas"/>
-                <w:color w:val="8B2500"/>
+                <w:rFonts w:ascii="Consolas" w:hAnsi="Consolas" w:cs="Consolas"/>
+                <w:color w:val="E97132" w:themeColor="accent2"/>
+                <w:sz w:val="18"/>
+                <w:szCs w:val="18"/>
+              </w:rPr>
+              <w:t xml:space="preserve">be.ephec.java.fic.e02.EnregistrementTest</w:t>
+            </w:r>
+          </w:p>
+          <w:p>
+            <w:pPr>
+              <w:spacing w:after="80"/>
+            </w:pPr>
+            <w:r>
+              <w:rPr>
                 <w:sz w:val="22"/>
                 <w:szCs w:val="22"/>
               </w:rPr>
-              <w:t xml:space="preserve">be.ephec.java.fic.e02.EnregistrementTest</w:t>
-            </w:r>
-          </w:p>
-          <w:p>
-            <w:pPr>
-              <w:spacing w:after="80"/>
+              <w:t xml:space="preserve">Vérifie la création du fichier, l'aller-retour complet, la conservation des cours et de leurs enseignants, et le cas de la liste vide.</w:t>
+            </w:r>
+          </w:p>
+          <w:p>
+            <w:pPr>
+              <w:spacing w:after="0"/>
             </w:pPr>
             <w:r>
               <w:rPr>
                 <w:sz w:val="22"/>
                 <w:szCs w:val="22"/>
               </w:rPr>
-              <w:t xml:space="preserve">Vérifie la création du fichier, l'aller-retour complet, la conservation des cours et de leurs enseignants, et le cas de la liste vide.</w:t>
-            </w:r>
-          </w:p>
-          <w:p>
-            <w:pPr>
-              <w:spacing w:after="0"/>
-            </w:pPr>
+              <w:t xml:space="preserve">Le test écrit dans un dossier temporaire fourni par JUnit — l'annotation @</w:t>
+            </w:r>
+            <w:r>
+              <w:rPr>
+                <w:rFonts w:ascii="Consolas" w:hAnsi="Consolas" w:cs="Consolas"/>
+                <w:color w:val="E97132" w:themeColor="accent2"/>
+                <w:sz w:val="18"/>
+                <w:szCs w:val="18"/>
+              </w:rPr>
+              <w:t xml:space="preserve">TempDir</w:t>
+            </w:r>
             <w:r>
               <w:rPr>
                 <w:sz w:val="22"/>
                 <w:szCs w:val="22"/>
               </w:rPr>
-              <w:t xml:space="preserve">Le test écrit dans un dossier temporaire fourni par JUnit — l'annotation @TempDir — créé avant le test et supprimé après. Vos tests ne laisseront jamais de fichiers dans le projet.</w:t>
+              <w:t xml:space="preserve"> — créé avant le test et supprimé après. Vos tests ne laisseront jamais de fichiers dans le projet.</w:t>
             </w:r>
           </w:p>
         </w:tc>
@@ -2572,14 +3533,30 @@
           <w:sz w:val="22"/>
           <w:szCs w:val="22"/>
         </w:rPr>
-        <w:t xml:space="preserve">Que se passe-t-il si relire reçoit un fichier qui n'existe pas ? Votre méthode doit-elle retourner null, une liste vide, ou lever une exception ? Voir </w:t>
-      </w:r>
-      <w:r>
-        <w:rPr>
-          <w:rFonts w:ascii="Consolas" w:cs="Consolas" w:eastAsia="Consolas" w:hAnsi="Consolas"/>
-          <w:color w:val="8B2500"/>
-          <w:sz w:val="22"/>
-          <w:szCs w:val="22"/>
+        <w:t xml:space="preserve">Que se passe-t-il si relire reçoit un fichier qui n'existe pas ? Votre méthode doit-elle retourner </w:t>
+      </w:r>
+      <w:r>
+        <w:rPr>
+          <w:rFonts w:ascii="Consolas" w:hAnsi="Consolas" w:cs="Consolas"/>
+          <w:color w:val="E97132" w:themeColor="accent2"/>
+          <w:sz w:val="18"/>
+          <w:szCs w:val="18"/>
+        </w:rPr>
+        <w:t xml:space="preserve">null</w:t>
+      </w:r>
+      <w:r>
+        <w:rPr>
+          <w:sz w:val="22"/>
+          <w:szCs w:val="22"/>
+        </w:rPr>
+        <w:t xml:space="preserve">, une liste vide, ou lever une exception ? Voir </w:t>
+      </w:r>
+      <w:r>
+        <w:rPr>
+          <w:rFonts w:ascii="Consolas" w:hAnsi="Consolas" w:cs="Consolas"/>
+          <w:color w:val="E97132" w:themeColor="accent2"/>
+          <w:sz w:val="18"/>
+          <w:szCs w:val="18"/>
         </w:rPr>
         <w:t xml:space="preserve">CC-ERR.1</w:t>
       </w:r>
@@ -2592,10 +3569,10 @@
       </w:r>
       <w:r>
         <w:rPr>
-          <w:rFonts w:ascii="Consolas" w:cs="Consolas" w:eastAsia="Consolas" w:hAnsi="Consolas"/>
-          <w:color w:val="8B2500"/>
-          <w:sz w:val="22"/>
-          <w:szCs w:val="22"/>
+          <w:rFonts w:ascii="Consolas" w:hAnsi="Consolas" w:cs="Consolas"/>
+          <w:color w:val="E97132" w:themeColor="accent2"/>
+          <w:sz w:val="18"/>
+          <w:szCs w:val="18"/>
         </w:rPr>
         <w:t xml:space="preserve">CC-ERR.2</w:t>
       </w:r>
@@ -2621,7 +3598,23 @@
           <w:sz w:val="22"/>
           <w:szCs w:val="22"/>
         </w:rPr>
-        <w:t xml:space="preserve">Renommez un champ d'Etudiant, puis relisez un fichier écrit avant le changement. Que se passe-t-il ? Cherchez ce qu'est un serialVersionUID.</w:t>
+        <w:t xml:space="preserve">Renommez un champ d'Etudiant, puis relisez un fichier écrit avant le changement. Que se passe-t-il ? Cherchez ce qu'est un </w:t>
+      </w:r>
+      <w:r>
+        <w:rPr>
+          <w:rFonts w:ascii="Consolas" w:hAnsi="Consolas" w:cs="Consolas"/>
+          <w:color w:val="E97132" w:themeColor="accent2"/>
+          <w:sz w:val="18"/>
+          <w:szCs w:val="18"/>
+        </w:rPr>
+        <w:t xml:space="preserve">serialVersionUID</w:t>
+      </w:r>
+      <w:r>
+        <w:rPr>
+          <w:sz w:val="22"/>
+          <w:szCs w:val="22"/>
+        </w:rPr>
+        <w:t xml:space="preserve">.</w:t>
       </w:r>
     </w:p>
     <w:p>
@@ -2659,10 +3652,10 @@
       </w:r>
       <w:r>
         <w:rPr>
-          <w:rFonts w:ascii="Consolas" w:cs="Consolas" w:eastAsia="Consolas" w:hAnsi="Consolas"/>
-          <w:color w:val="8B2500"/>
-          <w:sz w:val="22"/>
-          <w:szCs w:val="22"/>
+          <w:rFonts w:ascii="Consolas" w:hAnsi="Consolas" w:cs="Consolas"/>
+          <w:color w:val="E97132" w:themeColor="accent2"/>
+          <w:sz w:val="18"/>
+          <w:szCs w:val="18"/>
         </w:rPr>
         <w:t xml:space="preserve">CC-ERR.4</w:t>
       </w:r>
@@ -2700,6 +3693,7 @@
     </w:p>
     <w:p>
       <w:pPr>
+        <w:keepNext/>
         <w:spacing w:after="120"/>
       </w:pPr>
       <w:r>
@@ -2710,7 +3704,18 @@
           <w:sz w:val="22"/>
           <w:szCs w:val="22"/>
         </w:rPr>
-        <w:t xml:space="preserve">Package : be.ephec.java.fic.e03</w:t>
+        <w:t xml:space="preserve">Package : </w:t>
+      </w:r>
+      <w:r>
+        <w:rPr>
+          <w:rFonts w:ascii="Consolas" w:hAnsi="Consolas" w:cs="Consolas"/>
+          <w:i/>
+          <w:iCs/>
+          <w:color w:val="E97132" w:themeColor="accent2"/>
+          <w:sz w:val="18"/>
+          <w:szCs w:val="18"/>
+        </w:rPr>
+        <w:t xml:space="preserve">be.ephec.java.fic.e03</w:t>
       </w:r>
     </w:p>
     <w:p>
@@ -2732,6 +3737,7 @@
     </w:p>
     <w:p>
       <w:pPr>
+        <w:keepNext w:val="false"/>
         <w:spacing w:after="120"/>
       </w:pPr>
       <w:r>
@@ -2879,7 +3885,8 @@
             </w:pPr>
             <w:r>
               <w:rPr>
-                <w:rFonts w:ascii="Consolas" w:cs="Consolas" w:eastAsia="Consolas" w:hAnsi="Consolas"/>
+                <w:rFonts w:ascii="Consolas" w:hAnsi="Consolas" w:cs="Consolas"/>
+                <w:color w:val="E97132" w:themeColor="accent2"/>
                 <w:sz w:val="18"/>
                 <w:szCs w:val="18"/>
               </w:rPr>
@@ -2903,7 +3910,8 @@
             </w:pPr>
             <w:r>
               <w:rPr>
-                <w:rFonts w:ascii="Consolas" w:cs="Consolas" w:eastAsia="Consolas" w:hAnsi="Consolas"/>
+                <w:rFonts w:ascii="Consolas" w:hAnsi="Consolas" w:cs="Consolas"/>
+                <w:color w:val="E97132" w:themeColor="accent2"/>
                 <w:sz w:val="18"/>
                 <w:szCs w:val="18"/>
               </w:rPr>
@@ -2955,7 +3963,8 @@
             </w:pPr>
             <w:r>
               <w:rPr>
-                <w:rFonts w:ascii="Consolas" w:cs="Consolas" w:eastAsia="Consolas" w:hAnsi="Consolas"/>
+                <w:rFonts w:ascii="Consolas" w:hAnsi="Consolas" w:cs="Consolas"/>
+                <w:color w:val="E97132" w:themeColor="accent2"/>
                 <w:sz w:val="18"/>
                 <w:szCs w:val="18"/>
               </w:rPr>
@@ -2979,7 +3988,8 @@
             </w:pPr>
             <w:r>
               <w:rPr>
-                <w:rFonts w:ascii="Consolas" w:cs="Consolas" w:eastAsia="Consolas" w:hAnsi="Consolas"/>
+                <w:rFonts w:ascii="Consolas" w:hAnsi="Consolas" w:cs="Consolas"/>
+                <w:color w:val="E97132" w:themeColor="accent2"/>
                 <w:sz w:val="18"/>
                 <w:szCs w:val="18"/>
               </w:rPr>
@@ -3031,7 +4041,8 @@
             </w:pPr>
             <w:r>
               <w:rPr>
-                <w:rFonts w:ascii="Consolas" w:cs="Consolas" w:eastAsia="Consolas" w:hAnsi="Consolas"/>
+                <w:rFonts w:ascii="Consolas" w:hAnsi="Consolas" w:cs="Consolas"/>
+                <w:color w:val="E97132" w:themeColor="accent2"/>
                 <w:sz w:val="18"/>
                 <w:szCs w:val="18"/>
               </w:rPr>
@@ -3055,7 +4066,8 @@
             </w:pPr>
             <w:r>
               <w:rPr>
-                <w:rFonts w:ascii="Consolas" w:cs="Consolas" w:eastAsia="Consolas" w:hAnsi="Consolas"/>
+                <w:rFonts w:ascii="Consolas" w:hAnsi="Consolas" w:cs="Consolas"/>
+                <w:color w:val="E97132" w:themeColor="accent2"/>
                 <w:sz w:val="18"/>
                 <w:szCs w:val="18"/>
               </w:rPr>
@@ -3090,6 +4102,7 @@
     </w:tbl>
     <w:p>
       <w:pPr>
+        <w:keepNext w:val="false"/>
         <w:spacing w:after="120"/>
       </w:pPr>
       <w:r>
@@ -3109,9 +4122,10 @@
       </w:pPr>
       <w:r>
         <w:rPr>
-          <w:rFonts w:ascii="Consolas" w:cs="Consolas" w:eastAsia="Consolas" w:hAnsi="Consolas"/>
-          <w:sz w:val="19"/>
-          <w:szCs w:val="19"/>
+          <w:rFonts w:ascii="Consolas" w:hAnsi="Consolas" w:cs="Consolas"/>
+          <w:color w:val="E97132" w:themeColor="accent2"/>
+          <w:sz w:val="18"/>
+          <w:szCs w:val="18"/>
         </w:rPr>
         <w:t xml:space="preserve">Lovelace;Ada;Java,Algebre</w:t>
       </w:r>
@@ -3125,9 +4139,10 @@
       </w:pPr>
       <w:r>
         <w:rPr>
-          <w:rFonts w:ascii="Consolas" w:cs="Consolas" w:eastAsia="Consolas" w:hAnsi="Consolas"/>
-          <w:sz w:val="19"/>
-          <w:szCs w:val="19"/>
+          <w:rFonts w:ascii="Consolas" w:hAnsi="Consolas" w:cs="Consolas"/>
+          <w:color w:val="E97132" w:themeColor="accent2"/>
+          <w:sz w:val="18"/>
+          <w:szCs w:val="18"/>
         </w:rPr>
         <w:t xml:space="preserve">Turing;Alan;</w:t>
       </w:r>
@@ -3147,10 +4162,10 @@
       </w:r>
       <w:r>
         <w:rPr>
-          <w:rFonts w:ascii="Consolas" w:cs="Consolas" w:eastAsia="Consolas" w:hAnsi="Consolas"/>
-          <w:color w:val="8B2500"/>
-          <w:sz w:val="22"/>
-          <w:szCs w:val="22"/>
+          <w:rFonts w:ascii="Consolas" w:hAnsi="Consolas" w:cs="Consolas"/>
+          <w:color w:val="E97132" w:themeColor="accent2"/>
+          <w:sz w:val="18"/>
+          <w:szCs w:val="18"/>
         </w:rPr>
         <w:t xml:space="preserve">"Turing;Alan;".split(";")</w:t>
       </w:r>
@@ -3163,10 +4178,10 @@
       </w:r>
       <w:r>
         <w:rPr>
-          <w:rFonts w:ascii="Consolas" w:cs="Consolas" w:eastAsia="Consolas" w:hAnsi="Consolas"/>
-          <w:color w:val="8B2500"/>
-          <w:sz w:val="22"/>
-          <w:szCs w:val="22"/>
+          <w:rFonts w:ascii="Consolas" w:hAnsi="Consolas" w:cs="Consolas"/>
+          <w:color w:val="E97132" w:themeColor="accent2"/>
+          <w:sz w:val="18"/>
+          <w:szCs w:val="18"/>
         </w:rPr>
         <w:t xml:space="preserve">split</w:t>
       </w:r>
@@ -3179,10 +4194,10 @@
       </w:r>
       <w:r>
         <w:rPr>
-          <w:rFonts w:ascii="Consolas" w:cs="Consolas" w:eastAsia="Consolas" w:hAnsi="Consolas"/>
-          <w:color w:val="8B2500"/>
-          <w:sz w:val="22"/>
-          <w:szCs w:val="22"/>
+          <w:rFonts w:ascii="Consolas" w:hAnsi="Consolas" w:cs="Consolas"/>
+          <w:color w:val="E97132" w:themeColor="accent2"/>
+          <w:sz w:val="18"/>
+          <w:szCs w:val="18"/>
         </w:rPr>
         <w:t xml:space="preserve">-1</w:t>
       </w:r>
@@ -3213,6 +4228,7 @@
     </w:p>
     <w:p>
       <w:pPr>
+        <w:keepNext w:val="false"/>
         <w:spacing w:after="120"/>
       </w:pPr>
       <w:r>
@@ -3288,7 +4304,39 @@
                 <w:sz w:val="22"/>
                 <w:szCs w:val="22"/>
               </w:rPr>
-              <w:t xml:space="preserve">Savez-vous lire etudiants.txt ? Et etudiants.dat ? La réponse à ces deux questions est tout l'enjeu du choix d'un format.</w:t>
+              <w:t xml:space="preserve">Savez-vous lire </w:t>
+            </w:r>
+            <w:r>
+              <w:rPr>
+                <w:rFonts w:ascii="Consolas" w:hAnsi="Consolas" w:cs="Consolas"/>
+                <w:color w:val="E97132" w:themeColor="accent2"/>
+                <w:sz w:val="18"/>
+                <w:szCs w:val="18"/>
+              </w:rPr>
+              <w:t xml:space="preserve">etudiants.txt</w:t>
+            </w:r>
+            <w:r>
+              <w:rPr>
+                <w:sz w:val="22"/>
+                <w:szCs w:val="22"/>
+              </w:rPr>
+              <w:t xml:space="preserve"> ? Et </w:t>
+            </w:r>
+            <w:r>
+              <w:rPr>
+                <w:rFonts w:ascii="Consolas" w:hAnsi="Consolas" w:cs="Consolas"/>
+                <w:color w:val="E97132" w:themeColor="accent2"/>
+                <w:sz w:val="18"/>
+                <w:szCs w:val="18"/>
+              </w:rPr>
+              <w:t xml:space="preserve">etudiants.dat</w:t>
+            </w:r>
+            <w:r>
+              <w:rPr>
+                <w:sz w:val="22"/>
+                <w:szCs w:val="22"/>
+              </w:rPr>
+              <w:t xml:space="preserve"> ? La réponse à ces deux questions est tout l'enjeu du choix d'un format.</w:t>
             </w:r>
           </w:p>
         </w:tc>
@@ -3308,7 +4356,7 @@
           <w:sz w:val="24"/>
           <w:szCs w:val="24"/>
         </w:rPr>
-        <w:t xml:space="preserve">Vérification</w:t>
+        <w:t xml:space="preserve">Comment vérifier votre code</w:t>
       </w:r>
     </w:p>
     <w:tbl>
@@ -3347,10 +4395,10 @@
             </w:pPr>
             <w:r>
               <w:rPr>
-                <w:rFonts w:ascii="Consolas" w:cs="Consolas" w:eastAsia="Consolas" w:hAnsi="Consolas"/>
-                <w:color w:val="8B2500"/>
-                <w:sz w:val="22"/>
-                <w:szCs w:val="22"/>
+                <w:rFonts w:ascii="Consolas" w:hAnsi="Consolas" w:cs="Consolas"/>
+                <w:color w:val="E97132" w:themeColor="accent2"/>
+                <w:sz w:val="18"/>
+                <w:szCs w:val="18"/>
               </w:rPr>
               <w:t xml:space="preserve">be.ephec.java.fic.e03.EcritListeEtudiantsTest</w:t>
             </w:r>
@@ -3439,10 +4487,10 @@
       </w:r>
       <w:r>
         <w:rPr>
-          <w:rFonts w:ascii="Consolas" w:cs="Consolas" w:eastAsia="Consolas" w:hAnsi="Consolas"/>
-          <w:color w:val="8B2500"/>
-          <w:sz w:val="22"/>
-          <w:szCs w:val="22"/>
+          <w:rFonts w:ascii="Consolas" w:hAnsi="Consolas" w:cs="Consolas"/>
+          <w:color w:val="E97132" w:themeColor="accent2"/>
+          <w:sz w:val="18"/>
+          <w:szCs w:val="18"/>
         </w:rPr>
         <w:t xml:space="preserve">new File("etudiants.txt")</w:t>
       </w:r>
@@ -3455,10 +4503,10 @@
       </w:r>
       <w:r>
         <w:rPr>
-          <w:rFonts w:ascii="Consolas" w:cs="Consolas" w:eastAsia="Consolas" w:hAnsi="Consolas"/>
-          <w:color w:val="8B2500"/>
-          <w:sz w:val="22"/>
-          <w:szCs w:val="22"/>
+          <w:rFonts w:ascii="Consolas" w:hAnsi="Consolas" w:cs="Consolas"/>
+          <w:color w:val="E97132" w:themeColor="accent2"/>
+          <w:sz w:val="18"/>
+          <w:szCs w:val="18"/>
         </w:rPr>
         <w:t xml:space="preserve">fichier.getAbsolutePath()</w:t>
       </w:r>
@@ -3488,10 +4536,10 @@
       </w:r>
       <w:r>
         <w:rPr>
-          <w:rFonts w:ascii="Consolas" w:cs="Consolas" w:eastAsia="Consolas" w:hAnsi="Consolas"/>
-          <w:color w:val="8B2500"/>
-          <w:sz w:val="22"/>
-          <w:szCs w:val="22"/>
+          <w:rFonts w:ascii="Consolas" w:hAnsi="Consolas" w:cs="Consolas"/>
+          <w:color w:val="E97132" w:themeColor="accent2"/>
+          <w:sz w:val="18"/>
+          <w:szCs w:val="18"/>
         </w:rPr>
         <w:t xml:space="preserve">CC-MET.3</w:t>
       </w:r>
@@ -3504,7 +4552,7 @@
       </w:r>
     </w:p>
     <w:sectPr>
-      <w:footerReference w:type="default" r:id="rId8"/>
+      <w:footerReference w:type="default" r:id="rId9"/>
       <w:pgSz w:w="11906" w:h="16838" w:orient="portrait"/>
       <w:pgMar w:top="1440" w:right="1440" w:bottom="1440" w:left="1440" w:header="708" w:footer="708" w:gutter="0"/>
       <w:pgNumType w:start="1"/>
@@ -3607,7 +4655,7 @@
       <w:fldChar w:fldCharType="separate"/>
     </w:r>
     <w:r>
-      <w:t>5</w:t>
+      <w:t>7</w:t>
     </w:r>
     <w:r>
       <w:fldChar w:fldCharType="end"/>
@@ -3769,7 +4817,13 @@
 <file path=word/styles.xml><?xml version="1.0" encoding="utf-8"?>
 <w:styles xmlns:mc="http://schemas.openxmlformats.org/markup-compatibility/2006" xmlns:r="http://schemas.openxmlformats.org/officeDocument/2006/relationships" xmlns:w="http://schemas.openxmlformats.org/wordprocessingml/2006/main" xmlns:w14="http://schemas.microsoft.com/office/word/2010/wordml" xmlns:w15="http://schemas.microsoft.com/office/word/2012/wordml" mc:Ignorable="w14 w15">
   <w:docDefaults>
-    <w:rPrDefault/>
+    <w:rPrDefault>
+      <w:rPr>
+        <w:rFonts w:ascii="Cormorant Garamond" w:hAnsi="Cormorant Garamond" w:eastAsia="Cormorant Garamond" w:cs="Cormorant Garamond"/>
+        <w:sz w:val="22"/>
+        <w:szCs w:val="22"/>
+      </w:rPr>
+    </w:rPrDefault>
     <w:pPrDefault/>
   </w:docDefaults>
   <w:style w:type="paragraph" w:styleId="Title">
@@ -3778,6 +4832,7 @@
     <w:next w:val="Normal"/>
     <w:qFormat/>
     <w:rPr>
+      <w:rFonts w:ascii="Cormorant Garamond" w:hAnsi="Cormorant Garamond" w:eastAsia="Cormorant Garamond" w:cs="Cormorant Garamond"/>
       <w:sz w:val="56"/>
       <w:szCs w:val="56"/>
     </w:rPr>
@@ -3788,6 +4843,7 @@
     <w:next w:val="Normal"/>
     <w:qFormat/>
     <w:rPr>
+      <w:rFonts w:ascii="Cormorant Garamond" w:hAnsi="Cormorant Garamond" w:eastAsia="Cormorant Garamond" w:cs="Cormorant Garamond"/>
       <w:color w:val="2E74B5"/>
       <w:sz w:val="32"/>
       <w:szCs w:val="32"/>
@@ -3799,6 +4855,7 @@
     <w:next w:val="Normal"/>
     <w:qFormat/>
     <w:rPr>
+      <w:rFonts w:ascii="Cormorant Garamond" w:hAnsi="Cormorant Garamond" w:eastAsia="Cormorant Garamond" w:cs="Cormorant Garamond"/>
       <w:color w:val="2E74B5"/>
       <w:sz w:val="26"/>
       <w:szCs w:val="26"/>
@@ -3810,6 +4867,7 @@
     <w:next w:val="Normal"/>
     <w:qFormat/>
     <w:rPr>
+      <w:rFonts w:ascii="Cormorant Garamond" w:hAnsi="Cormorant Garamond" w:eastAsia="Cormorant Garamond" w:cs="Cormorant Garamond"/>
       <w:color w:val="1F4D78"/>
       <w:sz w:val="24"/>
       <w:szCs w:val="24"/>
@@ -3821,6 +4879,7 @@
     <w:next w:val="Normal"/>
     <w:qFormat/>
     <w:rPr>
+      <w:rFonts w:ascii="Cormorant Garamond" w:hAnsi="Cormorant Garamond" w:eastAsia="Cormorant Garamond" w:cs="Cormorant Garamond"/>
       <w:i/>
       <w:iCs/>
       <w:color w:val="2E74B5"/>
@@ -3832,6 +4891,7 @@
     <w:next w:val="Normal"/>
     <w:qFormat/>
     <w:rPr>
+      <w:rFonts w:ascii="Cormorant Garamond" w:hAnsi="Cormorant Garamond" w:eastAsia="Cormorant Garamond" w:cs="Cormorant Garamond"/>
       <w:color w:val="2E74B5"/>
     </w:rPr>
   </w:style>
@@ -3841,6 +4901,7 @@
     <w:next w:val="Normal"/>
     <w:qFormat/>
     <w:rPr>
+      <w:rFonts w:ascii="Cormorant Garamond" w:hAnsi="Cormorant Garamond" w:eastAsia="Cormorant Garamond" w:cs="Cormorant Garamond"/>
       <w:color w:val="1F4D78"/>
     </w:rPr>
   </w:style>

--- a/enonces/FIC_enonces.docx
+++ b/enonces/FIC_enonces.docx
@@ -4,7 +4,9 @@
   <w:body>
     <w:p>
       <w:pPr>
-        <w:spacing w:after="0"/>
+        <w:tabs>
+          <w:tab w:val="right" w:pos="9026"/>
+        </w:tabs>
       </w:pPr>
       <w:r>
         <w:drawing>
@@ -46,95 +48,112 @@
           </wp:inline>
         </w:drawing>
       </w:r>
-    </w:p>
-    <w:p>
-      <w:pPr>
-        <w:spacing w:after="120" w:before="700"/>
-        <w:jc w:val="center"/>
-      </w:pPr>
-      <w:r>
-        <w:rPr>
-          <w:color w:val="595959"/>
-          <w:sz w:val="26"/>
-          <w:szCs w:val="26"/>
-        </w:rPr>
-        <w:t xml:space="preserve">Programmation orientée objet — Java</w:t>
-      </w:r>
-    </w:p>
-    <w:p>
-      <w:pPr>
-        <w:spacing w:after="100"/>
-        <w:jc w:val="center"/>
-      </w:pPr>
-      <w:r>
-        <w:rPr>
+      <w:r>
+        <w:rPr>
+          <w:rFonts w:ascii="Calibri" w:cs="Calibri" w:eastAsia="Calibri" w:hAnsi="Calibri"/>
+          <w:sz w:val="36"/>
+          <w:szCs w:val="36"/>
+        </w:rPr>
+        <w:tab/>
+      </w:r>
+      <w:r>
+        <w:rPr>
+          <w:rFonts w:ascii="Calibri" w:cs="Calibri" w:eastAsia="Calibri" w:hAnsi="Calibri"/>
+          <w:color w:val="000000"/>
+          <w:sz w:val="36"/>
+          <w:szCs w:val="36"/>
+        </w:rPr>
+        <w:t xml:space="preserve">Année académique </w:t>
+      </w:r>
+      <w:r>
+        <w:rPr>
+          <w:rFonts w:ascii="Calibri" w:cs="Calibri" w:eastAsia="Calibri" w:hAnsi="Calibri"/>
           <w:b/>
           <w:bCs/>
-          <w:color w:val="1F4E79"/>
-          <w:sz w:val="52"/>
-          <w:szCs w:val="52"/>
-        </w:rPr>
-        <w:t xml:space="preserve">Thème FIC</w:t>
-      </w:r>
-    </w:p>
-    <w:p>
-      <w:pPr>
-        <w:spacing w:after="200"/>
+          <w:color w:val="000000"/>
+          <w:sz w:val="36"/>
+          <w:szCs w:val="36"/>
+        </w:rPr>
+        <w:t xml:space="preserve">2026-2027</w:t>
+      </w:r>
+    </w:p>
+    <w:p>
+      <w:pPr>
+        <w:spacing w:after="120" w:before="3900"/>
         <w:jc w:val="center"/>
       </w:pPr>
       <w:r>
         <w:rPr>
+          <w:rFonts w:ascii="Calibri" w:cs="Calibri" w:eastAsia="Calibri" w:hAnsi="Calibri"/>
+          <w:color w:val="000000"/>
+          <w:sz w:val="36"/>
+          <w:szCs w:val="36"/>
+        </w:rPr>
+        <w:t xml:space="preserve">Programmation orientée objet — Java</w:t>
+      </w:r>
+    </w:p>
+    <w:p>
+      <w:pPr>
+        <w:spacing w:after="100" w:before="0"/>
+        <w:jc w:val="center"/>
+      </w:pPr>
+      <w:r>
+        <w:rPr>
+          <w:rFonts w:ascii="Calibri" w:cs="Calibri" w:eastAsia="Calibri" w:hAnsi="Calibri"/>
           <w:b/>
           <w:bCs/>
-          <w:color w:val="1F4E79"/>
-          <w:sz w:val="32"/>
-          <w:szCs w:val="32"/>
+          <w:color w:val="000000"/>
+          <w:sz w:val="72"/>
+          <w:szCs w:val="72"/>
+        </w:rPr>
+        <w:t xml:space="preserve">Module FIC</w:t>
+      </w:r>
+    </w:p>
+    <w:p>
+      <w:pPr>
+        <w:spacing w:after="200" w:before="0"/>
+        <w:jc w:val="center"/>
+      </w:pPr>
+      <w:r>
+        <w:rPr>
+          <w:rFonts w:ascii="Calibri" w:cs="Calibri" w:eastAsia="Calibri" w:hAnsi="Calibri"/>
+          <w:b/>
+          <w:bCs/>
+          <w:color w:val="000000"/>
+          <w:sz w:val="40"/>
+          <w:szCs w:val="40"/>
         </w:rPr>
         <w:t xml:space="preserve">Fichiers</w:t>
       </w:r>
     </w:p>
     <w:p>
       <w:pPr>
-        <w:spacing w:after="800"/>
+        <w:spacing w:after="800" w:before="0"/>
         <w:jc w:val="center"/>
       </w:pPr>
       <w:r>
         <w:rPr>
-          <w:color w:val="595959"/>
-          <w:sz w:val="26"/>
-          <w:szCs w:val="26"/>
+          <w:rFonts w:ascii="Calibri" w:cs="Calibri" w:eastAsia="Calibri" w:hAnsi="Calibri"/>
+          <w:color w:val="000000"/>
+          <w:sz w:val="36"/>
+          <w:szCs w:val="36"/>
         </w:rPr>
         <w:t xml:space="preserve">Faire survivre des objets à l'arrêt du programme</w:t>
       </w:r>
     </w:p>
     <w:p>
       <w:pPr>
-        <w:keepNext w:val="false"/>
-        <w:spacing w:after="120"/>
+        <w:spacing w:after="120" w:before="5450"/>
         <w:jc w:val="center"/>
       </w:pPr>
       <w:r>
         <w:rPr>
-          <w:color w:val="595959"/>
-          <w:sz w:val="22"/>
-          <w:szCs w:val="22"/>
+          <w:rFonts w:ascii="Calibri" w:cs="Calibri" w:eastAsia="Calibri" w:hAnsi="Calibri"/>
+          <w:color w:val="000000"/>
+          <w:sz w:val="36"/>
+          <w:szCs w:val="36"/>
         </w:rPr>
         <w:t xml:space="preserve">EPHEC — Bachelier en informatique, niveau 2</w:t>
-      </w:r>
-    </w:p>
-    <w:p>
-      <w:pPr>
-        <w:keepNext w:val="false"/>
-        <w:spacing w:after="120"/>
-        <w:jc w:val="center"/>
-      </w:pPr>
-      <w:r>
-        <w:rPr>
-          <w:color w:val="595959"/>
-          <w:sz w:val="22"/>
-          <w:szCs w:val="22"/>
-        </w:rPr>
-        <w:t xml:space="preserve">Année académique 2026-2027</w:t>
       </w:r>
     </w:p>
     <w:p>
@@ -4655,7 +4674,7 @@
       <w:fldChar w:fldCharType="separate"/>
     </w:r>
     <w:r>
-      <w:t>7</w:t>
+      <w:t>8</w:t>
     </w:r>
     <w:r>
       <w:fldChar w:fldCharType="end"/>

--- a/enonces/FIC_enonces.docx
+++ b/enonces/FIC_enonces.docx
@@ -2068,7 +2068,7 @@
                 <w:sz w:val="20"/>
                 <w:szCs w:val="20"/>
               </w:rPr>
-              <w:t xml:space="preserve">Ce qu'elle porte</w:t>
+              <w:t xml:space="preserve">Ce qu'elle contient</w:t>
             </w:r>
           </w:p>
         </w:tc>
@@ -2538,7 +2538,7 @@
                 <w:sz w:val="22"/>
                 <w:szCs w:val="22"/>
               </w:rPr>
-              <w:t xml:space="preserve">Ce que rend </w:t>
+              <w:t xml:space="preserve">Ce que retourne </w:t>
             </w:r>
             <w:r>
               <w:rPr>
@@ -2561,7 +2561,7 @@
                 <w:sz w:val="22"/>
                 <w:szCs w:val="22"/>
               </w:rPr>
-              <w:t xml:space="preserve">Un test vérifie qu'on ne peut pas vider l'étudiant à travers la liste qu'il rend. Si vous rendez la liste elle-même, n'importe qui peut appeler </w:t>
+              <w:t xml:space="preserve">Un test vérifie qu'on ne peut pas vider l'étudiant à travers la liste qu'il retourne. Si vous retournez la liste elle-même, n'importe qui peut appeler </w:t>
             </w:r>
             <w:r>
               <w:rPr>
@@ -2697,7 +2697,7 @@
                 <w:sz w:val="22"/>
                 <w:szCs w:val="22"/>
               </w:rPr>
-              <w:t xml:space="preserve">, l'inscription et la désinscription — y compris les cas sans effet — et la protection de la liste rendue.</w:t>
+              <w:t xml:space="preserve">, l'inscription et la désinscription — y compris les cas sans effet — et la protection de la liste retournée.</w:t>
             </w:r>
           </w:p>
         </w:tc>
@@ -3330,7 +3330,7 @@
           <w:sz w:val="22"/>
           <w:szCs w:val="22"/>
         </w:rPr>
-        <w:t xml:space="preserve"> rend un </w:t>
+        <w:t xml:space="preserve"> retourne un </w:t>
       </w:r>
       <w:r>
         <w:rPr>
@@ -4193,7 +4193,7 @@
           <w:sz w:val="22"/>
           <w:szCs w:val="22"/>
         </w:rPr>
-        <w:t xml:space="preserve"> rend un tableau de DEUX éléments, pas trois : </w:t>
+        <w:t xml:space="preserve"> retourne un tableau de DEUX éléments, pas trois : </w:t>
       </w:r>
       <w:r>
         <w:rPr>

--- a/enonces/FIC_enonces.docx
+++ b/enonces/FIC_enonces.docx
@@ -2605,7 +2605,23 @@
                 <w:sz w:val="22"/>
                 <w:szCs w:val="22"/>
               </w:rPr>
-              <w:t xml:space="preserve"> dans la Javadoc. Voir CC-OBJ.2 du mémento Clean Code.</w:t>
+              <w:t xml:space="preserve"> dans la Javadoc. Voir </w:t>
+            </w:r>
+            <w:r>
+              <w:rPr>
+                <w:rFonts w:ascii="Consolas" w:hAnsi="Consolas" w:cs="Consolas"/>
+                <w:color w:val="E97132" w:themeColor="accent2"/>
+                <w:sz w:val="18"/>
+                <w:szCs w:val="18"/>
+              </w:rPr>
+              <w:t xml:space="preserve">CC-OBJ.2</w:t>
+            </w:r>
+            <w:r>
+              <w:rPr>
+                <w:sz w:val="22"/>
+                <w:szCs w:val="22"/>
+              </w:rPr>
+              <w:t xml:space="preserve"> du mémento Clean Code.</w:t>
             </w:r>
           </w:p>
         </w:tc>
@@ -3576,6 +3592,7 @@
           <w:color w:val="E97132" w:themeColor="accent2"/>
           <w:sz w:val="18"/>
           <w:szCs w:val="18"/>
+          <w:u w:val="none"/>
         </w:rPr>
         <w:t xml:space="preserve">CC-ERR.1</w:t>
       </w:r>
@@ -3592,6 +3609,7 @@
           <w:color w:val="E97132" w:themeColor="accent2"/>
           <w:sz w:val="18"/>
           <w:szCs w:val="18"/>
+          <w:u w:val="none"/>
         </w:rPr>
         <w:t xml:space="preserve">CC-ERR.2</w:t>
       </w:r>
@@ -3675,6 +3693,7 @@
           <w:color w:val="E97132" w:themeColor="accent2"/>
           <w:sz w:val="18"/>
           <w:szCs w:val="18"/>
+          <w:u w:val="none"/>
         </w:rPr>
         <w:t xml:space="preserve">CC-ERR.4</w:t>
       </w:r>
@@ -4559,6 +4578,7 @@
           <w:color w:val="E97132" w:themeColor="accent2"/>
           <w:sz w:val="18"/>
           <w:szCs w:val="18"/>
+          <w:u w:val="none"/>
         </w:rPr>
         <w:t xml:space="preserve">CC-MET.3</w:t>
       </w:r>
